--- a/Practicas/Docencia/proceso cronograma.docx
+++ b/Practicas/Docencia/proceso cronograma.docx
@@ -1,6 +1,6 @@
 
 <file path=word/document.xml><?xml version="1.0" encoding="utf-8"?>
-<w:document xmlns:wpc="http://schemas.microsoft.com/office/word/2010/wordprocessingCanvas" xmlns:cx="http://schemas.microsoft.com/office/drawing/2014/chartex" xmlns:cx1="http://schemas.microsoft.com/office/drawing/2015/9/8/chartex" xmlns:cx2="http://schemas.microsoft.com/office/drawing/2015/10/21/chartex" xmlns:cx3="http://schemas.microsoft.com/office/drawing/2016/5/9/chartex" xmlns:cx4="http://schemas.microsoft.com/office/drawing/2016/5/10/chartex" xmlns:cx5="http://schemas.microsoft.com/office/drawing/2016/5/11/chartex" xmlns:cx6="http://schemas.microsoft.com/office/drawing/2016/5/12/chartex" xmlns:cx7="http://schemas.microsoft.com/office/drawing/2016/5/13/chartex" xmlns:cx8="http://schemas.microsoft.com/office/drawing/2016/5/14/chartex" xmlns:mc="http://schemas.openxmlformats.org/markup-compatibility/2006" xmlns:aink="http://schemas.microsoft.com/office/drawing/2016/ink" xmlns:am3d="http://schemas.microsoft.com/office/drawing/2017/model3d" xmlns:o="urn:schemas-microsoft-com:office:office" xmlns:oel="http://schemas.microsoft.com/office/2019/extlst" xmlns:r="http://schemas.openxmlformats.org/officeDocument/2006/relationships" xmlns:m="http://schemas.openxmlformats.org/officeDocument/2006/math" xmlns:v="urn:schemas-microsoft-com:vml" xmlns:wp14="http://schemas.microsoft.com/office/word/2010/wordprocessingDrawing" xmlns:wp="http://schemas.openxmlformats.org/drawingml/2006/wordprocessingDrawing" xmlns:w10="urn:schemas-microsoft-com:office:word" xmlns:w="http://schemas.openxmlformats.org/wordprocessingml/2006/main" xmlns:w14="http://schemas.microsoft.com/office/word/2010/wordml" xmlns:w15="http://schemas.microsoft.com/office/word/2012/wordml" xmlns:w16cex="http://schemas.microsoft.com/office/word/2018/wordml/cex" xmlns:w16cid="http://schemas.microsoft.com/office/word/2016/wordml/cid" xmlns:w16="http://schemas.microsoft.com/office/word/2018/wordml" xmlns:w16du="http://schemas.microsoft.com/office/word/2023/wordml/word16du" xmlns:w16sdtdh="http://schemas.microsoft.com/office/word/2020/wordml/sdtdatahash" xmlns:w16sdtfl="http://schemas.microsoft.com/office/word/2024/wordml/sdtformatlock" xmlns:w16se="http://schemas.microsoft.com/office/word/2015/wordml/symex" xmlns:wpg="http://schemas.microsoft.com/office/word/2010/wordprocessingGroup" xmlns:wpi="http://schemas.microsoft.com/office/word/2010/wordprocessingInk" xmlns:wne="http://schemas.microsoft.com/office/word/2006/wordml" xmlns:wps="http://schemas.microsoft.com/office/word/2010/wordprocessingShape" mc:Ignorable="w14 w15 w16se w16cid w16 w16cex w16sdtdh w16sdtfl w16du wp14">
+<w:document xmlns:wpc="http://schemas.microsoft.com/office/word/2010/wordprocessingCanvas" xmlns:cx="http://schemas.microsoft.com/office/drawing/2014/chartex" xmlns:cx1="http://schemas.microsoft.com/office/drawing/2015/9/8/chartex" xmlns:cx2="http://schemas.microsoft.com/office/drawing/2015/10/21/chartex" xmlns:cx3="http://schemas.microsoft.com/office/drawing/2016/5/9/chartex" xmlns:cx4="http://schemas.microsoft.com/office/drawing/2016/5/10/chartex" xmlns:cx5="http://schemas.microsoft.com/office/drawing/2016/5/11/chartex" xmlns:cx6="http://schemas.microsoft.com/office/drawing/2016/5/12/chartex" xmlns:cx7="http://schemas.microsoft.com/office/drawing/2016/5/13/chartex" xmlns:cx8="http://schemas.microsoft.com/office/drawing/2016/5/14/chartex" xmlns:mc="http://schemas.openxmlformats.org/markup-compatibility/2006" xmlns:aink="http://schemas.microsoft.com/office/drawing/2016/ink" xmlns:am3d="http://schemas.microsoft.com/office/drawing/2017/model3d" xmlns:o="urn:schemas-microsoft-com:office:office" xmlns:r="http://schemas.openxmlformats.org/officeDocument/2006/relationships" xmlns:m="http://schemas.openxmlformats.org/officeDocument/2006/math" xmlns:v="urn:schemas-microsoft-com:vml" xmlns:wp14="http://schemas.microsoft.com/office/word/2010/wordprocessingDrawing" xmlns:wp="http://schemas.openxmlformats.org/drawingml/2006/wordprocessingDrawing" xmlns:w10="urn:schemas-microsoft-com:office:word" xmlns:w="http://schemas.openxmlformats.org/wordprocessingml/2006/main" xmlns:w14="http://schemas.microsoft.com/office/word/2010/wordml" xmlns:w15="http://schemas.microsoft.com/office/word/2012/wordml" xmlns:w16cid="http://schemas.microsoft.com/office/word/2016/wordml/cid" xmlns:w16se="http://schemas.microsoft.com/office/word/2015/wordml/symex" xmlns:wpg="http://schemas.microsoft.com/office/word/2010/wordprocessingGroup" xmlns:wpi="http://schemas.microsoft.com/office/word/2010/wordprocessingInk" xmlns:wne="http://schemas.microsoft.com/office/word/2006/wordml" xmlns:wps="http://schemas.microsoft.com/office/word/2010/wordprocessingShape" mc:Ignorable="w14 w15 w16se w16cid wp14">
   <w:body>
     <w:p>
       <w:pPr>
@@ -43,7 +43,7 @@
                     </pic:cNvPicPr>
                   </pic:nvPicPr>
                   <pic:blipFill>
-                    <a:blip r:embed="rId4">
+                    <a:blip r:embed="rId5" cstate="print">
                       <a:extLst>
                         <a:ext uri="{28A0092B-C50C-407E-A947-70E740481C1C}">
                           <a14:useLocalDpi xmlns:a14="http://schemas.microsoft.com/office/drawing/2010/main" val="0"/>
@@ -189,13 +189,15 @@
       <w:pPr>
         <w:jc w:val="center"/>
         <w:rPr>
-          <w:sz w:val="28"/>
-          <w:szCs w:val="28"/>
-          <w:lang w:val="es-MX"/>
-        </w:rPr>
-      </w:pPr>
-      <w:r>
-        <w:rPr>
+          <w:b/>
+          <w:sz w:val="28"/>
+          <w:szCs w:val="28"/>
+          <w:lang w:val="es-MX"/>
+        </w:rPr>
+      </w:pPr>
+      <w:r>
+        <w:rPr>
+          <w:b/>
           <w:sz w:val="28"/>
           <w:szCs w:val="28"/>
           <w:lang w:val="es-MX"/>
@@ -207,13 +209,15 @@
       <w:pPr>
         <w:jc w:val="center"/>
         <w:rPr>
-          <w:sz w:val="28"/>
-          <w:szCs w:val="28"/>
-          <w:lang w:val="es-MX"/>
-        </w:rPr>
-      </w:pPr>
-      <w:r>
-        <w:rPr>
+          <w:b/>
+          <w:sz w:val="28"/>
+          <w:szCs w:val="28"/>
+          <w:lang w:val="es-MX"/>
+        </w:rPr>
+      </w:pPr>
+      <w:r>
+        <w:rPr>
+          <w:b/>
           <w:sz w:val="28"/>
           <w:szCs w:val="28"/>
           <w:lang w:val="es-MX"/>
@@ -331,7 +335,17 @@
           <w:lang w:val="es-ES"/>
         </w:rPr>
         <w:tab/>
-      </w:r>
+        <w:t>Marlon Ivan Carreto Rivera</w:t>
+      </w:r>
+    </w:p>
+    <w:p>
+      <w:pPr>
+        <w:rPr>
+          <w:color w:val="000000" w:themeColor="text1"/>
+          <w:sz w:val="28"/>
+          <w:szCs w:val="28"/>
+        </w:rPr>
+      </w:pPr>
       <w:r>
         <w:rPr>
           <w:color w:val="000000" w:themeColor="text1"/>
@@ -339,17 +353,9 @@
           <w:szCs w:val="28"/>
           <w:lang w:val="es-ES"/>
         </w:rPr>
-        <w:t>Marlon Ivan Carreto Rivera</w:t>
-      </w:r>
-    </w:p>
-    <w:p>
-      <w:pPr>
-        <w:rPr>
-          <w:color w:val="000000" w:themeColor="text1"/>
-          <w:sz w:val="28"/>
-          <w:szCs w:val="28"/>
-        </w:rPr>
-      </w:pPr>
+        <w:t xml:space="preserve">No. </w:t>
+      </w:r>
+      <w:proofErr w:type="gramStart"/>
       <w:r>
         <w:rPr>
           <w:color w:val="000000" w:themeColor="text1"/>
@@ -357,8 +363,9 @@
           <w:szCs w:val="28"/>
           <w:lang w:val="es-ES"/>
         </w:rPr>
-        <w:t xml:space="preserve">No. Carnet: </w:t>
-      </w:r>
+        <w:t>Carnet</w:t>
+      </w:r>
+      <w:proofErr w:type="gramEnd"/>
       <w:r>
         <w:rPr>
           <w:color w:val="000000" w:themeColor="text1"/>
@@ -366,6 +373,15 @@
           <w:szCs w:val="28"/>
           <w:lang w:val="es-ES"/>
         </w:rPr>
+        <w:t xml:space="preserve">: </w:t>
+      </w:r>
+      <w:r>
+        <w:rPr>
+          <w:color w:val="000000" w:themeColor="text1"/>
+          <w:sz w:val="28"/>
+          <w:szCs w:val="28"/>
+          <w:lang w:val="es-ES"/>
+        </w:rPr>
         <w:tab/>
       </w:r>
       <w:r>
@@ -391,6 +407,15 @@
           <w:color w:val="000000" w:themeColor="text1"/>
           <w:sz w:val="28"/>
           <w:szCs w:val="28"/>
+          <w:lang w:val="es-ES"/>
+        </w:rPr>
+        <w:tab/>
+      </w:r>
+      <w:r>
+        <w:rPr>
+          <w:color w:val="000000" w:themeColor="text1"/>
+          <w:sz w:val="28"/>
+          <w:szCs w:val="28"/>
         </w:rPr>
         <w:t>2733955050909</w:t>
       </w:r>
@@ -430,26 +455,27 @@
           <w:lang w:val="es-ES"/>
         </w:rPr>
         <w:tab/>
-      </w:r>
-      <w:r>
+        <w:t>201230088</w:t>
+      </w:r>
+    </w:p>
+    <w:p>
+      <w:pPr>
         <w:rPr>
           <w:color w:val="000000" w:themeColor="text1"/>
           <w:sz w:val="28"/>
           <w:szCs w:val="28"/>
           <w:lang w:val="es-ES"/>
         </w:rPr>
-        <w:t>201230088</w:t>
-      </w:r>
-    </w:p>
-    <w:p>
-      <w:pPr>
+      </w:pPr>
+      <w:r>
         <w:rPr>
           <w:color w:val="000000" w:themeColor="text1"/>
           <w:sz w:val="28"/>
           <w:szCs w:val="28"/>
           <w:lang w:val="es-ES"/>
         </w:rPr>
-      </w:pPr>
+        <w:t xml:space="preserve">Carrera: </w:t>
+      </w:r>
       <w:r>
         <w:rPr>
           <w:color w:val="000000" w:themeColor="text1"/>
@@ -457,7 +483,7 @@
           <w:szCs w:val="28"/>
           <w:lang w:val="es-ES"/>
         </w:rPr>
-        <w:t xml:space="preserve">Carrera: </w:t>
+        <w:tab/>
       </w:r>
       <w:r>
         <w:rPr>
@@ -485,14 +511,34 @@
           <w:lang w:val="es-ES"/>
         </w:rPr>
         <w:tab/>
-      </w:r>
-      <w:r>
+        <w:t xml:space="preserve">Ingeniería Civil </w:t>
+      </w:r>
+    </w:p>
+    <w:p>
+      <w:pPr>
         <w:rPr>
           <w:color w:val="000000" w:themeColor="text1"/>
           <w:sz w:val="28"/>
           <w:szCs w:val="28"/>
           <w:lang w:val="es-ES"/>
         </w:rPr>
+      </w:pPr>
+      <w:r>
+        <w:rPr>
+          <w:color w:val="000000" w:themeColor="text1"/>
+          <w:sz w:val="28"/>
+          <w:szCs w:val="28"/>
+          <w:lang w:val="es-ES"/>
+        </w:rPr>
+        <w:t xml:space="preserve">Teléfono: </w:t>
+      </w:r>
+      <w:r>
+        <w:rPr>
+          <w:color w:val="000000" w:themeColor="text1"/>
+          <w:sz w:val="28"/>
+          <w:szCs w:val="28"/>
+          <w:lang w:val="es-ES"/>
+        </w:rPr>
         <w:tab/>
       </w:r>
       <w:r>
@@ -502,18 +548,17 @@
           <w:szCs w:val="28"/>
           <w:lang w:val="es-ES"/>
         </w:rPr>
-        <w:t xml:space="preserve">Ingeniería Civil </w:t>
-      </w:r>
-    </w:p>
-    <w:p>
-      <w:pPr>
+        <w:tab/>
+      </w:r>
+      <w:r>
         <w:rPr>
           <w:color w:val="000000" w:themeColor="text1"/>
           <w:sz w:val="28"/>
           <w:szCs w:val="28"/>
           <w:lang w:val="es-ES"/>
         </w:rPr>
-      </w:pPr>
+        <w:tab/>
+      </w:r>
       <w:r>
         <w:rPr>
           <w:color w:val="000000" w:themeColor="text1"/>
@@ -521,15 +566,35 @@
           <w:szCs w:val="28"/>
           <w:lang w:val="es-ES"/>
         </w:rPr>
-        <w:t xml:space="preserve">Teléfono: </w:t>
-      </w:r>
-      <w:r>
+        <w:tab/>
+        <w:t>40286249</w:t>
+      </w:r>
+    </w:p>
+    <w:p>
+      <w:pPr>
         <w:rPr>
           <w:color w:val="000000" w:themeColor="text1"/>
           <w:sz w:val="28"/>
           <w:szCs w:val="28"/>
           <w:lang w:val="es-ES"/>
         </w:rPr>
+      </w:pPr>
+      <w:r>
+        <w:rPr>
+          <w:color w:val="000000" w:themeColor="text1"/>
+          <w:sz w:val="28"/>
+          <w:szCs w:val="28"/>
+          <w:lang w:val="es-ES"/>
+        </w:rPr>
+        <w:t xml:space="preserve">Correo Electrónico: </w:t>
+      </w:r>
+      <w:r>
+        <w:rPr>
+          <w:color w:val="000000" w:themeColor="text1"/>
+          <w:sz w:val="28"/>
+          <w:szCs w:val="28"/>
+          <w:lang w:val="es-ES"/>
+        </w:rPr>
         <w:tab/>
       </w:r>
       <w:r>
@@ -541,71 +606,7 @@
         </w:rPr>
         <w:tab/>
       </w:r>
-      <w:r>
-        <w:rPr>
-          <w:color w:val="000000" w:themeColor="text1"/>
-          <w:sz w:val="28"/>
-          <w:szCs w:val="28"/>
-          <w:lang w:val="es-ES"/>
-        </w:rPr>
-        <w:tab/>
-      </w:r>
-      <w:r>
-        <w:rPr>
-          <w:color w:val="000000" w:themeColor="text1"/>
-          <w:sz w:val="28"/>
-          <w:szCs w:val="28"/>
-          <w:lang w:val="es-ES"/>
-        </w:rPr>
-        <w:tab/>
-      </w:r>
-      <w:r>
-        <w:rPr>
-          <w:color w:val="000000" w:themeColor="text1"/>
-          <w:sz w:val="28"/>
-          <w:szCs w:val="28"/>
-          <w:lang w:val="es-ES"/>
-        </w:rPr>
-        <w:t>40286249</w:t>
-      </w:r>
-    </w:p>
-    <w:p>
-      <w:pPr>
-        <w:rPr>
-          <w:color w:val="000000" w:themeColor="text1"/>
-          <w:sz w:val="28"/>
-          <w:szCs w:val="28"/>
-          <w:lang w:val="es-ES"/>
-        </w:rPr>
-      </w:pPr>
-      <w:r>
-        <w:rPr>
-          <w:color w:val="000000" w:themeColor="text1"/>
-          <w:sz w:val="28"/>
-          <w:szCs w:val="28"/>
-          <w:lang w:val="es-ES"/>
-        </w:rPr>
-        <w:t xml:space="preserve">Correo Electrónico: </w:t>
-      </w:r>
-      <w:r>
-        <w:rPr>
-          <w:color w:val="000000" w:themeColor="text1"/>
-          <w:sz w:val="28"/>
-          <w:szCs w:val="28"/>
-          <w:lang w:val="es-ES"/>
-        </w:rPr>
-        <w:tab/>
-      </w:r>
-      <w:r>
-        <w:rPr>
-          <w:color w:val="000000" w:themeColor="text1"/>
-          <w:sz w:val="28"/>
-          <w:szCs w:val="28"/>
-          <w:lang w:val="es-ES"/>
-        </w:rPr>
-        <w:tab/>
-      </w:r>
-      <w:hyperlink r:id="rId5" w:history="1">
+      <w:hyperlink r:id="rId6" w:history="1">
         <w:r>
           <w:rPr>
             <w:rStyle w:val="Hipervnculo"/>
@@ -671,6 +672,23 @@
           <w:lang w:val="es-ES"/>
         </w:rPr>
         <w:tab/>
+      </w:r>
+      <w:r>
+        <w:rPr>
+          <w:color w:val="000000" w:themeColor="text1"/>
+          <w:sz w:val="28"/>
+          <w:szCs w:val="28"/>
+          <w:lang w:val="es-ES"/>
+        </w:rPr>
+        <w:tab/>
+      </w:r>
+      <w:r>
+        <w:rPr>
+          <w:color w:val="000000" w:themeColor="text1"/>
+          <w:sz w:val="28"/>
+          <w:szCs w:val="28"/>
+          <w:lang w:val="es-ES"/>
+        </w:rPr>
         <w:t>Segundo Semestre 2025</w:t>
       </w:r>
     </w:p>
@@ -687,45 +705,1694 @@
       <w:pPr>
         <w:jc w:val="center"/>
         <w:rPr>
-          <w:sz w:val="28"/>
-          <w:szCs w:val="28"/>
-          <w:lang w:val="es-MX"/>
-        </w:rPr>
-      </w:pPr>
+          <w:b/>
+          <w:sz w:val="28"/>
+          <w:szCs w:val="28"/>
+          <w:lang w:val="es-MX"/>
+        </w:rPr>
+      </w:pPr>
+      <w:r>
+        <w:rPr>
+          <w:b/>
+          <w:sz w:val="28"/>
+          <w:szCs w:val="28"/>
+          <w:lang w:val="es-MX"/>
+        </w:rPr>
+        <w:lastRenderedPageBreak/>
+        <w:t xml:space="preserve">Practica Docente </w:t>
+      </w:r>
     </w:p>
     <w:p>
       <w:pPr>
         <w:jc w:val="center"/>
         <w:rPr>
-          <w:sz w:val="28"/>
-          <w:szCs w:val="28"/>
-          <w:lang w:val="es-MX"/>
-        </w:rPr>
-      </w:pPr>
+          <w:b/>
+          <w:sz w:val="28"/>
+          <w:szCs w:val="28"/>
+          <w:lang w:val="es-MX"/>
+        </w:rPr>
+      </w:pPr>
+      <w:r>
+        <w:rPr>
+          <w:b/>
+          <w:sz w:val="28"/>
+          <w:szCs w:val="28"/>
+          <w:lang w:val="es-MX"/>
+        </w:rPr>
+        <w:t xml:space="preserve">Curso de Laboratorio de Matemática Básica 1 </w:t>
+      </w:r>
     </w:p>
     <w:p>
       <w:pPr>
         <w:jc w:val="center"/>
         <w:rPr>
-          <w:sz w:val="28"/>
-          <w:szCs w:val="28"/>
-          <w:lang w:val="es-MX"/>
-        </w:rPr>
-      </w:pPr>
-    </w:p>
-    <w:p>
-      <w:pPr>
-        <w:rPr>
-          <w:sz w:val="28"/>
-          <w:szCs w:val="28"/>
-          <w:lang w:val="es-MX"/>
-        </w:rPr>
-      </w:pPr>
+          <w:b/>
+          <w:sz w:val="28"/>
+          <w:szCs w:val="28"/>
+          <w:lang w:val="es-MX"/>
+        </w:rPr>
+      </w:pPr>
+      <w:r>
+        <w:rPr>
+          <w:b/>
+          <w:sz w:val="28"/>
+          <w:szCs w:val="28"/>
+          <w:lang w:val="es-MX"/>
+        </w:rPr>
+        <w:t>Descripción del Curso</w:t>
+      </w:r>
+    </w:p>
+    <w:p>
+      <w:pPr>
+        <w:rPr>
+          <w:sz w:val="24"/>
+        </w:rPr>
+      </w:pPr>
+      <w:r>
+        <w:rPr>
+          <w:sz w:val="24"/>
+        </w:rPr>
+        <w:t>El laboratorio de Matemática Básica 1 complementa el curso teórico mediante la práctica activa de los contenidos abordados, fortaleciendo el análisis, la abstracción y el modelado matemático en contextos reales. El estudiante aplicará conceptos como ecuaciones, funciones, geometría, trigonometría y geometría analítica para resolver problemas prácticos, mejorar sus competencias matemáticas y prepararse para cursos superiores como el cálculo diferencial e integral.</w:t>
+      </w:r>
+    </w:p>
+    <w:p>
+      <w:pPr>
+        <w:rPr>
+          <w:sz w:val="28"/>
+          <w:szCs w:val="28"/>
+          <w:lang w:val="es-MX"/>
+        </w:rPr>
+      </w:pPr>
+    </w:p>
+    <w:p>
+      <w:pPr>
+        <w:rPr>
+          <w:b/>
+          <w:sz w:val="28"/>
+          <w:szCs w:val="28"/>
+          <w:lang w:val="es-MX"/>
+        </w:rPr>
+      </w:pPr>
+      <w:r>
+        <w:rPr>
+          <w:b/>
+          <w:sz w:val="28"/>
+          <w:szCs w:val="28"/>
+          <w:lang w:val="es-MX"/>
+        </w:rPr>
+        <w:t>Objetivo General:</w:t>
+      </w:r>
+    </w:p>
+    <w:p>
+      <w:pPr>
+        <w:rPr>
+          <w:sz w:val="24"/>
+        </w:rPr>
+      </w:pPr>
+      <w:r>
+        <w:rPr>
+          <w:sz w:val="24"/>
+        </w:rPr>
+        <w:t>Fortalecer el aprendizaje de los conceptos fundamentales de la Matemática Básica 2 mediante actividades prácticas de laboratorio que permitan al estudiante desarrollar competencias en la resolución de problemas, modelado matemático, uso de herramientas tecnológicas y aplicación del conocimiento a situaciones reales del entorno.</w:t>
+      </w:r>
+    </w:p>
+    <w:p>
+      <w:pPr>
+        <w:rPr>
+          <w:b/>
+          <w:sz w:val="28"/>
+          <w:szCs w:val="28"/>
+          <w:lang w:val="es-MX"/>
+        </w:rPr>
+      </w:pPr>
+      <w:r>
+        <w:rPr>
+          <w:b/>
+          <w:sz w:val="28"/>
+          <w:szCs w:val="28"/>
+          <w:lang w:val="es-MX"/>
+        </w:rPr>
+        <w:t>Objetivo Especifico:</w:t>
+      </w:r>
+    </w:p>
+    <w:p>
+      <w:pPr>
+        <w:pStyle w:val="Prrafodelista"/>
+        <w:numPr>
+          <w:ilvl w:val="0"/>
+          <w:numId w:val="2"/>
+        </w:numPr>
+        <w:spacing w:before="100" w:beforeAutospacing="1" w:after="100" w:afterAutospacing="1" w:line="240" w:lineRule="auto"/>
+        <w:rPr>
+          <w:sz w:val="24"/>
+        </w:rPr>
+      </w:pPr>
+      <w:r>
+        <w:rPr>
+          <w:sz w:val="24"/>
+        </w:rPr>
+        <w:t>Aplicar métodos de resolución de problemas matemáticos a través de ejercicios prácticos individuales y grupales.</w:t>
+      </w:r>
+    </w:p>
+    <w:p>
+      <w:pPr>
+        <w:pStyle w:val="Prrafodelista"/>
+        <w:numPr>
+          <w:ilvl w:val="0"/>
+          <w:numId w:val="2"/>
+        </w:numPr>
+        <w:spacing w:before="100" w:beforeAutospacing="1" w:after="100" w:afterAutospacing="1" w:line="240" w:lineRule="auto"/>
+        <w:rPr>
+          <w:sz w:val="24"/>
+        </w:rPr>
+      </w:pPr>
+      <w:r>
+        <w:rPr>
+          <w:sz w:val="24"/>
+        </w:rPr>
+        <w:t>Utilizar herramientas tecnológicas para el análisis y visualización de funciones, gráficas y modelos matemáticos.</w:t>
+      </w:r>
+    </w:p>
+    <w:p>
+      <w:pPr>
+        <w:pStyle w:val="Prrafodelista"/>
+        <w:numPr>
+          <w:ilvl w:val="0"/>
+          <w:numId w:val="2"/>
+        </w:numPr>
+        <w:spacing w:before="100" w:beforeAutospacing="1" w:after="100" w:afterAutospacing="1" w:line="240" w:lineRule="auto"/>
+        <w:rPr>
+          <w:sz w:val="30"/>
+          <w:szCs w:val="28"/>
+          <w:lang w:val="es-MX"/>
+        </w:rPr>
+      </w:pPr>
+      <w:r>
+        <w:rPr>
+          <w:sz w:val="24"/>
+        </w:rPr>
+        <w:t>Fomentar el aprendizaje autónomo y colaborativo por medio de actividades prácticas y análisis de casos reales.</w:t>
+      </w:r>
+    </w:p>
+    <w:p>
+      <w:pPr>
+        <w:spacing w:before="100" w:beforeAutospacing="1" w:after="100" w:afterAutospacing="1" w:line="240" w:lineRule="auto"/>
+        <w:rPr>
+          <w:sz w:val="30"/>
+          <w:szCs w:val="28"/>
+          <w:lang w:val="es-MX"/>
+        </w:rPr>
+      </w:pPr>
+    </w:p>
+    <w:p>
+      <w:pPr>
+        <w:rPr>
+          <w:b/>
+          <w:sz w:val="28"/>
+          <w:szCs w:val="28"/>
+          <w:lang w:val="es-MX"/>
+        </w:rPr>
+      </w:pPr>
+      <w:r>
+        <w:rPr>
+          <w:b/>
+          <w:sz w:val="28"/>
+          <w:szCs w:val="28"/>
+          <w:lang w:val="es-MX"/>
+        </w:rPr>
+        <w:t>Actividades:</w:t>
+      </w:r>
+    </w:p>
+    <w:p>
+      <w:pPr>
+        <w:pStyle w:val="Prrafodelista"/>
+        <w:numPr>
+          <w:ilvl w:val="0"/>
+          <w:numId w:val="3"/>
+        </w:numPr>
+        <w:spacing w:after="0" w:line="240" w:lineRule="auto"/>
+        <w:rPr>
+          <w:rFonts w:eastAsia="Times New Roman" w:cs="Times New Roman"/>
+          <w:kern w:val="0"/>
+          <w:sz w:val="24"/>
+          <w:szCs w:val="24"/>
+          <w:lang w:eastAsia="es-GT"/>
+          <w14:ligatures w14:val="none"/>
+        </w:rPr>
+      </w:pPr>
+      <w:r>
+        <w:rPr>
+          <w:rFonts w:eastAsia="Times New Roman" w:cs="Times New Roman"/>
+          <w:b/>
+          <w:bCs/>
+          <w:kern w:val="0"/>
+          <w:sz w:val="24"/>
+          <w:szCs w:val="24"/>
+          <w:lang w:eastAsia="es-GT"/>
+          <w14:ligatures w14:val="none"/>
+        </w:rPr>
+        <w:t>Resolución de hojas de trabajo</w:t>
+      </w:r>
+      <w:r>
+        <w:rPr>
+          <w:rFonts w:eastAsia="Times New Roman" w:cs="Times New Roman"/>
+          <w:kern w:val="0"/>
+          <w:sz w:val="24"/>
+          <w:szCs w:val="24"/>
+          <w:lang w:eastAsia="es-GT"/>
+          <w14:ligatures w14:val="none"/>
+        </w:rPr>
+        <w:br/>
+        <w:t>Actividades estructuradas con ejercicios por unidad temática para reforzar la teoría mediante la práctica guiada.</w:t>
+      </w:r>
+    </w:p>
+    <w:p>
+      <w:pPr>
+        <w:pStyle w:val="Prrafodelista"/>
+        <w:numPr>
+          <w:ilvl w:val="0"/>
+          <w:numId w:val="3"/>
+        </w:numPr>
+        <w:spacing w:after="0" w:line="240" w:lineRule="auto"/>
+        <w:rPr>
+          <w:rFonts w:eastAsia="Times New Roman" w:cs="Times New Roman"/>
+          <w:kern w:val="0"/>
+          <w:sz w:val="24"/>
+          <w:szCs w:val="24"/>
+          <w:lang w:eastAsia="es-GT"/>
+          <w14:ligatures w14:val="none"/>
+        </w:rPr>
+      </w:pPr>
+      <w:r>
+        <w:rPr>
+          <w:rFonts w:eastAsia="Times New Roman" w:cs="Times New Roman"/>
+          <w:b/>
+          <w:bCs/>
+          <w:kern w:val="0"/>
+          <w:sz w:val="24"/>
+          <w:szCs w:val="24"/>
+          <w:lang w:eastAsia="es-GT"/>
+          <w14:ligatures w14:val="none"/>
+        </w:rPr>
+        <w:t>Análisis de problemas contextualizados</w:t>
+      </w:r>
+      <w:r>
+        <w:rPr>
+          <w:rFonts w:eastAsia="Times New Roman" w:cs="Times New Roman"/>
+          <w:kern w:val="0"/>
+          <w:sz w:val="24"/>
+          <w:szCs w:val="24"/>
+          <w:lang w:eastAsia="es-GT"/>
+          <w14:ligatures w14:val="none"/>
+        </w:rPr>
+        <w:br/>
+        <w:t>Ejercicios que simulan situaciones reales del entorno (ingeniería, física, vida cotidiana) donde se aplican los contenidos vistos.</w:t>
+      </w:r>
+    </w:p>
+    <w:p>
+      <w:pPr>
+        <w:pStyle w:val="Prrafodelista"/>
+        <w:numPr>
+          <w:ilvl w:val="0"/>
+          <w:numId w:val="3"/>
+        </w:numPr>
+        <w:spacing w:after="0" w:line="240" w:lineRule="auto"/>
+        <w:rPr>
+          <w:rFonts w:eastAsia="Times New Roman" w:cs="Times New Roman"/>
+          <w:kern w:val="0"/>
+          <w:sz w:val="24"/>
+          <w:szCs w:val="24"/>
+          <w:lang w:eastAsia="es-GT"/>
+          <w14:ligatures w14:val="none"/>
+        </w:rPr>
+      </w:pPr>
+      <w:r>
+        <w:rPr>
+          <w:rFonts w:eastAsia="Times New Roman" w:cs="Times New Roman"/>
+          <w:b/>
+          <w:bCs/>
+          <w:kern w:val="0"/>
+          <w:sz w:val="24"/>
+          <w:szCs w:val="24"/>
+          <w:lang w:eastAsia="es-GT"/>
+          <w14:ligatures w14:val="none"/>
+        </w:rPr>
+        <w:t xml:space="preserve">Uso de software como GeoGebra o </w:t>
+      </w:r>
+      <w:proofErr w:type="spellStart"/>
+      <w:r>
+        <w:rPr>
+          <w:rFonts w:eastAsia="Times New Roman" w:cs="Times New Roman"/>
+          <w:b/>
+          <w:bCs/>
+          <w:kern w:val="0"/>
+          <w:sz w:val="24"/>
+          <w:szCs w:val="24"/>
+          <w:lang w:eastAsia="es-GT"/>
+          <w14:ligatures w14:val="none"/>
+        </w:rPr>
+        <w:t>VideoTracker</w:t>
+      </w:r>
+      <w:proofErr w:type="spellEnd"/>
+      <w:r>
+        <w:rPr>
+          <w:rFonts w:eastAsia="Times New Roman" w:cs="Times New Roman"/>
+          <w:b/>
+          <w:bCs/>
+          <w:kern w:val="0"/>
+          <w:sz w:val="24"/>
+          <w:szCs w:val="24"/>
+          <w:lang w:eastAsia="es-GT"/>
+          <w14:ligatures w14:val="none"/>
+        </w:rPr>
+        <w:t xml:space="preserve"> </w:t>
+      </w:r>
+      <w:r>
+        <w:rPr>
+          <w:rFonts w:eastAsia="Times New Roman" w:cs="Times New Roman"/>
+          <w:kern w:val="0"/>
+          <w:sz w:val="24"/>
+          <w:szCs w:val="24"/>
+          <w:lang w:eastAsia="es-GT"/>
+          <w14:ligatures w14:val="none"/>
+        </w:rPr>
+        <w:br/>
+        <w:t>Aplicaciones tecnológicas utilizadas para graficar funciones, modelar figuras geométricas y verificar resultados.</w:t>
+      </w:r>
+    </w:p>
+    <w:p>
+      <w:pPr>
+        <w:pStyle w:val="Prrafodelista"/>
+        <w:numPr>
+          <w:ilvl w:val="0"/>
+          <w:numId w:val="3"/>
+        </w:numPr>
+        <w:spacing w:after="0" w:line="240" w:lineRule="auto"/>
+        <w:rPr>
+          <w:rFonts w:eastAsia="Times New Roman" w:cs="Times New Roman"/>
+          <w:kern w:val="0"/>
+          <w:sz w:val="24"/>
+          <w:szCs w:val="24"/>
+          <w:lang w:eastAsia="es-GT"/>
+          <w14:ligatures w14:val="none"/>
+        </w:rPr>
+      </w:pPr>
+      <w:r>
+        <w:rPr>
+          <w:rFonts w:eastAsia="Times New Roman" w:cs="Times New Roman"/>
+          <w:b/>
+          <w:bCs/>
+          <w:kern w:val="0"/>
+          <w:sz w:val="24"/>
+          <w:szCs w:val="24"/>
+          <w:lang w:eastAsia="es-GT"/>
+          <w14:ligatures w14:val="none"/>
+        </w:rPr>
+        <w:lastRenderedPageBreak/>
+        <w:t>Actividades colaborativas en grupo</w:t>
+      </w:r>
+      <w:r>
+        <w:rPr>
+          <w:rFonts w:eastAsia="Times New Roman" w:cs="Times New Roman"/>
+          <w:kern w:val="0"/>
+          <w:sz w:val="24"/>
+          <w:szCs w:val="24"/>
+          <w:lang w:eastAsia="es-GT"/>
+          <w14:ligatures w14:val="none"/>
+        </w:rPr>
+        <w:br/>
+        <w:t>Ejercicios diseñados para resolverse en equipo, fomentando la comunicación matemática, el trabajo en grupo y la comparación de estrategias de resolución.</w:t>
+      </w:r>
+    </w:p>
+    <w:p>
+      <w:pPr>
+        <w:pStyle w:val="Prrafodelista"/>
+        <w:numPr>
+          <w:ilvl w:val="0"/>
+          <w:numId w:val="3"/>
+        </w:numPr>
+        <w:spacing w:after="0" w:line="240" w:lineRule="auto"/>
+        <w:rPr>
+          <w:rFonts w:eastAsia="Times New Roman" w:cs="Times New Roman"/>
+          <w:kern w:val="0"/>
+          <w:sz w:val="24"/>
+          <w:szCs w:val="24"/>
+          <w:lang w:eastAsia="es-GT"/>
+          <w14:ligatures w14:val="none"/>
+        </w:rPr>
+      </w:pPr>
+      <w:r>
+        <w:rPr>
+          <w:rFonts w:eastAsia="Times New Roman" w:cs="Times New Roman"/>
+          <w:b/>
+          <w:bCs/>
+          <w:kern w:val="0"/>
+          <w:sz w:val="24"/>
+          <w:szCs w:val="24"/>
+          <w:lang w:eastAsia="es-GT"/>
+          <w14:ligatures w14:val="none"/>
+        </w:rPr>
+        <w:t>Simulación de fenómenos físicos o geométricos</w:t>
+      </w:r>
+      <w:r>
+        <w:rPr>
+          <w:rFonts w:eastAsia="Times New Roman" w:cs="Times New Roman"/>
+          <w:kern w:val="0"/>
+          <w:sz w:val="24"/>
+          <w:szCs w:val="24"/>
+          <w:lang w:eastAsia="es-GT"/>
+          <w14:ligatures w14:val="none"/>
+        </w:rPr>
+        <w:br/>
+        <w:t>Representaciones prácticas o manipulativas de conceptos como volúmenes, trayectorias parabólicas, o transformaciones de funciones.</w:t>
+      </w:r>
+    </w:p>
+    <w:p>
+      <w:pPr>
+        <w:pStyle w:val="Prrafodelista"/>
+        <w:numPr>
+          <w:ilvl w:val="0"/>
+          <w:numId w:val="3"/>
+        </w:numPr>
+        <w:spacing w:after="0" w:line="240" w:lineRule="auto"/>
+        <w:rPr>
+          <w:rFonts w:eastAsia="Times New Roman" w:cs="Times New Roman"/>
+          <w:kern w:val="0"/>
+          <w:sz w:val="24"/>
+          <w:szCs w:val="24"/>
+          <w:lang w:eastAsia="es-GT"/>
+          <w14:ligatures w14:val="none"/>
+        </w:rPr>
+      </w:pPr>
+      <w:r>
+        <w:rPr>
+          <w:rFonts w:eastAsia="Times New Roman" w:cs="Times New Roman"/>
+          <w:b/>
+          <w:bCs/>
+          <w:kern w:val="0"/>
+          <w:sz w:val="24"/>
+          <w:szCs w:val="24"/>
+          <w:lang w:eastAsia="es-GT"/>
+          <w14:ligatures w14:val="none"/>
+        </w:rPr>
+        <w:t>Visualización de videos temáticos</w:t>
+      </w:r>
+      <w:r>
+        <w:rPr>
+          <w:rFonts w:eastAsia="Times New Roman" w:cs="Times New Roman"/>
+          <w:kern w:val="0"/>
+          <w:sz w:val="24"/>
+          <w:szCs w:val="24"/>
+          <w:lang w:eastAsia="es-GT"/>
+          <w14:ligatures w14:val="none"/>
+        </w:rPr>
+        <w:br/>
+        <w:t>Análisis guiado de videos educativos que refuercen procedimientos, conceptos teóricos y aplicaciones del curso.</w:t>
+      </w:r>
+    </w:p>
+    <w:p>
+      <w:pPr>
+        <w:pStyle w:val="Prrafodelista"/>
+        <w:numPr>
+          <w:ilvl w:val="0"/>
+          <w:numId w:val="3"/>
+        </w:numPr>
+        <w:spacing w:after="0" w:line="240" w:lineRule="auto"/>
+        <w:rPr>
+          <w:rFonts w:eastAsia="Times New Roman" w:cs="Times New Roman"/>
+          <w:kern w:val="0"/>
+          <w:sz w:val="24"/>
+          <w:szCs w:val="24"/>
+          <w:lang w:eastAsia="es-GT"/>
+          <w14:ligatures w14:val="none"/>
+        </w:rPr>
+      </w:pPr>
+      <w:r>
+        <w:rPr>
+          <w:rFonts w:eastAsia="Times New Roman" w:cs="Times New Roman"/>
+          <w:b/>
+          <w:bCs/>
+          <w:kern w:val="0"/>
+          <w:sz w:val="24"/>
+          <w:szCs w:val="24"/>
+          <w:lang w:eastAsia="es-GT"/>
+          <w14:ligatures w14:val="none"/>
+        </w:rPr>
+        <w:t>Elaboración de modelos geométricos</w:t>
+      </w:r>
+      <w:r>
+        <w:rPr>
+          <w:rFonts w:eastAsia="Times New Roman" w:cs="Times New Roman"/>
+          <w:kern w:val="0"/>
+          <w:sz w:val="24"/>
+          <w:szCs w:val="24"/>
+          <w:lang w:eastAsia="es-GT"/>
+          <w14:ligatures w14:val="none"/>
+        </w:rPr>
+        <w:br/>
+        <w:t>Actividades donde los estudiantes construyen figuras o representaciones tridimensionales para comprender propiedades geométricas.</w:t>
+      </w:r>
+    </w:p>
+    <w:p>
+      <w:pPr>
+        <w:pStyle w:val="Prrafodelista"/>
+        <w:numPr>
+          <w:ilvl w:val="0"/>
+          <w:numId w:val="3"/>
+        </w:numPr>
+        <w:spacing w:after="0" w:line="240" w:lineRule="auto"/>
+        <w:rPr>
+          <w:rFonts w:eastAsia="Times New Roman" w:cs="Times New Roman"/>
+          <w:kern w:val="0"/>
+          <w:sz w:val="24"/>
+          <w:szCs w:val="24"/>
+          <w:lang w:eastAsia="es-GT"/>
+          <w14:ligatures w14:val="none"/>
+        </w:rPr>
+      </w:pPr>
+      <w:r>
+        <w:rPr>
+          <w:rFonts w:eastAsia="Times New Roman" w:cs="Times New Roman"/>
+          <w:b/>
+          <w:bCs/>
+          <w:kern w:val="0"/>
+          <w:sz w:val="24"/>
+          <w:szCs w:val="24"/>
+          <w:lang w:eastAsia="es-GT"/>
+          <w14:ligatures w14:val="none"/>
+        </w:rPr>
+        <w:t>Presentaciones de ejercicios</w:t>
+      </w:r>
+      <w:r>
+        <w:rPr>
+          <w:rFonts w:eastAsia="Times New Roman" w:cs="Times New Roman"/>
+          <w:kern w:val="0"/>
+          <w:sz w:val="24"/>
+          <w:szCs w:val="24"/>
+          <w:lang w:eastAsia="es-GT"/>
+          <w14:ligatures w14:val="none"/>
+        </w:rPr>
+        <w:br/>
+        <w:t>Estudiantes voluntarios o seleccionados exponen la solución de ejercicios frente al grupo, con el objetivo de compartir métodos de resolución y fomentar el aprendizaje colaborativo.</w:t>
+      </w:r>
+    </w:p>
+    <w:p>
+      <w:pPr>
+        <w:pStyle w:val="Prrafodelista"/>
+        <w:numPr>
+          <w:ilvl w:val="0"/>
+          <w:numId w:val="3"/>
+        </w:numPr>
+        <w:spacing w:after="0" w:line="240" w:lineRule="auto"/>
+        <w:rPr>
+          <w:rFonts w:eastAsia="Times New Roman" w:cs="Times New Roman"/>
+          <w:kern w:val="0"/>
+          <w:sz w:val="24"/>
+          <w:szCs w:val="24"/>
+          <w:lang w:eastAsia="es-GT"/>
+          <w14:ligatures w14:val="none"/>
+        </w:rPr>
+      </w:pPr>
+      <w:r>
+        <w:rPr>
+          <w:rFonts w:eastAsia="Times New Roman" w:cs="Times New Roman"/>
+          <w:b/>
+          <w:bCs/>
+          <w:kern w:val="0"/>
+          <w:sz w:val="24"/>
+          <w:szCs w:val="24"/>
+          <w:lang w:eastAsia="es-GT"/>
+          <w14:ligatures w14:val="none"/>
+        </w:rPr>
+        <w:t>Aplicación de evaluaciones prácticas</w:t>
+      </w:r>
+      <w:r>
+        <w:rPr>
+          <w:rFonts w:eastAsia="Times New Roman" w:cs="Times New Roman"/>
+          <w:kern w:val="0"/>
+          <w:sz w:val="24"/>
+          <w:szCs w:val="24"/>
+          <w:lang w:eastAsia="es-GT"/>
+          <w14:ligatures w14:val="none"/>
+        </w:rPr>
+        <w:br/>
+        <w:t>Se aplican pruebas escritas o prácticas por unidad, donde los estudiantes resuelven problemas aplicando los contenidos aprendidos.</w:t>
+      </w:r>
+    </w:p>
+    <w:p>
+      <w:pPr>
+        <w:pStyle w:val="Prrafodelista"/>
+        <w:numPr>
+          <w:ilvl w:val="0"/>
+          <w:numId w:val="3"/>
+        </w:numPr>
+        <w:spacing w:after="0" w:line="240" w:lineRule="auto"/>
+        <w:rPr>
+          <w:rFonts w:eastAsia="Times New Roman" w:cs="Times New Roman"/>
+          <w:kern w:val="0"/>
+          <w:sz w:val="24"/>
+          <w:szCs w:val="24"/>
+          <w:lang w:eastAsia="es-GT"/>
+          <w14:ligatures w14:val="none"/>
+        </w:rPr>
+      </w:pPr>
+      <w:r>
+        <w:rPr>
+          <w:rFonts w:eastAsia="Times New Roman" w:cs="Times New Roman"/>
+          <w:b/>
+          <w:bCs/>
+          <w:kern w:val="0"/>
+          <w:sz w:val="24"/>
+          <w:szCs w:val="24"/>
+          <w:lang w:eastAsia="es-GT"/>
+          <w14:ligatures w14:val="none"/>
+        </w:rPr>
+        <w:t>Proyecto final</w:t>
+      </w:r>
+      <w:r>
+        <w:rPr>
+          <w:rFonts w:eastAsia="Times New Roman" w:cs="Times New Roman"/>
+          <w:b/>
+          <w:bCs/>
+          <w:kern w:val="0"/>
+          <w:sz w:val="24"/>
+          <w:szCs w:val="24"/>
+          <w:lang w:eastAsia="es-GT"/>
+          <w14:ligatures w14:val="none"/>
+        </w:rPr>
+        <w:t xml:space="preserve"> </w:t>
+      </w:r>
+      <w:r>
+        <w:rPr>
+          <w:rFonts w:eastAsia="Times New Roman" w:cs="Times New Roman"/>
+          <w:kern w:val="0"/>
+          <w:sz w:val="24"/>
+          <w:szCs w:val="24"/>
+          <w:lang w:eastAsia="es-GT"/>
+          <w14:ligatures w14:val="none"/>
+        </w:rPr>
+        <w:br/>
+        <w:t>Trabajo final en el que se modela un problema del entorno real utilizando herramientas y conceptos desarrollados a lo largo del laboratorio. Puede incluir presentación oral y/o escrita</w:t>
+      </w:r>
+    </w:p>
+    <w:p>
+      <w:pPr>
+        <w:rPr>
+          <w:sz w:val="28"/>
+          <w:szCs w:val="28"/>
+          <w:lang w:val="es-MX"/>
+        </w:rPr>
+      </w:pPr>
+    </w:p>
+    <w:p>
+      <w:pPr>
+        <w:rPr>
+          <w:b/>
+          <w:sz w:val="28"/>
+          <w:szCs w:val="28"/>
+          <w:lang w:val="es-MX"/>
+        </w:rPr>
+      </w:pPr>
+      <w:r>
+        <w:rPr>
+          <w:b/>
+          <w:sz w:val="28"/>
+          <w:szCs w:val="28"/>
+          <w:lang w:val="es-MX"/>
+        </w:rPr>
+        <w:t>Metodología:</w:t>
+      </w:r>
+    </w:p>
+    <w:p>
+      <w:pPr>
+        <w:pStyle w:val="NormalWeb"/>
+        <w:rPr>
+          <w:rFonts w:asciiTheme="minorHAnsi" w:hAnsiTheme="minorHAnsi"/>
+        </w:rPr>
+      </w:pPr>
+      <w:r>
+        <w:rPr>
+          <w:rFonts w:asciiTheme="minorHAnsi" w:hAnsiTheme="minorHAnsi"/>
+        </w:rPr>
+        <w:t>El desarrollo del laboratorio</w:t>
+      </w:r>
+      <w:r>
+        <w:rPr>
+          <w:rFonts w:asciiTheme="minorHAnsi" w:hAnsiTheme="minorHAnsi"/>
+        </w:rPr>
+        <w:t xml:space="preserve"> de Matemática Básica 1</w:t>
+      </w:r>
+      <w:r>
+        <w:rPr>
+          <w:rFonts w:asciiTheme="minorHAnsi" w:hAnsiTheme="minorHAnsi"/>
+        </w:rPr>
+        <w:t xml:space="preserve"> se basa en un enfoque activo y práctico que fomente el aprendizaje significativo a través de:</w:t>
+      </w:r>
+    </w:p>
+    <w:p>
+      <w:pPr>
+        <w:pStyle w:val="NormalWeb"/>
+        <w:numPr>
+          <w:ilvl w:val="0"/>
+          <w:numId w:val="4"/>
+        </w:numPr>
+        <w:rPr>
+          <w:rFonts w:asciiTheme="minorHAnsi" w:hAnsiTheme="minorHAnsi"/>
+        </w:rPr>
+      </w:pPr>
+      <w:r>
+        <w:rPr>
+          <w:rFonts w:asciiTheme="minorHAnsi" w:hAnsiTheme="minorHAnsi"/>
+        </w:rPr>
+        <w:t>Aplicación directa de conceptos mediante ejercicios resueltos en clase.</w:t>
+      </w:r>
+    </w:p>
+    <w:p>
+      <w:pPr>
+        <w:pStyle w:val="NormalWeb"/>
+        <w:numPr>
+          <w:ilvl w:val="0"/>
+          <w:numId w:val="4"/>
+        </w:numPr>
+        <w:rPr>
+          <w:rFonts w:asciiTheme="minorHAnsi" w:hAnsiTheme="minorHAnsi"/>
+        </w:rPr>
+      </w:pPr>
+      <w:r>
+        <w:rPr>
+          <w:rFonts w:asciiTheme="minorHAnsi" w:hAnsiTheme="minorHAnsi"/>
+        </w:rPr>
+        <w:t>Resolución colaborativa de problemas matemáticos reales o simulados.</w:t>
+      </w:r>
+    </w:p>
+    <w:p>
+      <w:pPr>
+        <w:pStyle w:val="NormalWeb"/>
+        <w:numPr>
+          <w:ilvl w:val="0"/>
+          <w:numId w:val="4"/>
+        </w:numPr>
+        <w:rPr>
+          <w:rFonts w:asciiTheme="minorHAnsi" w:hAnsiTheme="minorHAnsi"/>
+        </w:rPr>
+      </w:pPr>
+      <w:r>
+        <w:rPr>
+          <w:rFonts w:asciiTheme="minorHAnsi" w:hAnsiTheme="minorHAnsi"/>
+        </w:rPr>
+        <w:t>Uso de tecnología para visualización y verificación de resultados.</w:t>
+      </w:r>
+    </w:p>
+    <w:p>
+      <w:pPr>
+        <w:pStyle w:val="NormalWeb"/>
+        <w:numPr>
+          <w:ilvl w:val="0"/>
+          <w:numId w:val="4"/>
+        </w:numPr>
+        <w:rPr>
+          <w:rFonts w:asciiTheme="minorHAnsi" w:hAnsiTheme="minorHAnsi"/>
+        </w:rPr>
+      </w:pPr>
+      <w:r>
+        <w:rPr>
+          <w:rFonts w:asciiTheme="minorHAnsi" w:hAnsiTheme="minorHAnsi"/>
+        </w:rPr>
+        <w:t>Evaluación formativa mediante hojas de trabajo, ejercicios prácticos y pruebas escritas.</w:t>
+      </w:r>
+    </w:p>
+    <w:p>
+      <w:pPr>
+        <w:pStyle w:val="NormalWeb"/>
+        <w:numPr>
+          <w:ilvl w:val="0"/>
+          <w:numId w:val="4"/>
+        </w:numPr>
+        <w:rPr>
+          <w:rFonts w:asciiTheme="minorHAnsi" w:hAnsiTheme="minorHAnsi"/>
+        </w:rPr>
+      </w:pPr>
+      <w:r>
+        <w:rPr>
+          <w:rFonts w:asciiTheme="minorHAnsi" w:hAnsiTheme="minorHAnsi"/>
+        </w:rPr>
+        <w:t>Retroalimentación constante para afianzar el aprendizaje y corregir errores.</w:t>
+      </w:r>
     </w:p>
     <w:p>
       <w:pPr>
         <w:jc w:val="center"/>
         <w:rPr>
+          <w:sz w:val="28"/>
+          <w:szCs w:val="28"/>
+          <w:lang w:val="es-MX"/>
+        </w:rPr>
+      </w:pPr>
+    </w:p>
+    <w:p>
+      <w:pPr>
+        <w:rPr>
+          <w:b/>
+          <w:sz w:val="28"/>
+          <w:szCs w:val="28"/>
+          <w:lang w:val="es-MX"/>
+        </w:rPr>
+      </w:pPr>
+      <w:r>
+        <w:rPr>
+          <w:b/>
+          <w:sz w:val="28"/>
+          <w:szCs w:val="28"/>
+          <w:lang w:val="es-MX"/>
+        </w:rPr>
+        <w:t xml:space="preserve">Cronograma de Actividades </w:t>
+      </w:r>
+    </w:p>
+    <w:p>
+      <w:pPr>
+        <w:rPr>
+          <w:b/>
+          <w:sz w:val="28"/>
+          <w:szCs w:val="28"/>
+          <w:lang w:val="es-MX"/>
+        </w:rPr>
+      </w:pPr>
+    </w:p>
+    <w:tbl>
+      <w:tblPr>
+        <w:tblStyle w:val="Tablaconcuadrcula"/>
+        <w:tblW w:w="0" w:type="auto"/>
+        <w:tblBorders>
+          <w:top w:val="single" w:sz="18" w:space="0" w:color="auto"/>
+          <w:left w:val="single" w:sz="18" w:space="0" w:color="auto"/>
+          <w:bottom w:val="single" w:sz="18" w:space="0" w:color="auto"/>
+          <w:right w:val="single" w:sz="18" w:space="0" w:color="auto"/>
+        </w:tblBorders>
+        <w:tblLook w:val="04A0" w:firstRow="1" w:lastRow="0" w:firstColumn="1" w:lastColumn="0" w:noHBand="0" w:noVBand="1"/>
+      </w:tblPr>
+      <w:tblGrid>
+        <w:gridCol w:w="1307"/>
+        <w:gridCol w:w="1384"/>
+        <w:gridCol w:w="1485"/>
+        <w:gridCol w:w="1774"/>
+        <w:gridCol w:w="1423"/>
+        <w:gridCol w:w="1419"/>
+      </w:tblGrid>
+      <w:tr>
+        <w:tc>
+          <w:tcPr>
+            <w:tcW w:w="1307" w:type="dxa"/>
+          </w:tcPr>
+          <w:p>
+            <w:pPr>
+              <w:rPr>
+                <w:b/>
+              </w:rPr>
+            </w:pPr>
+            <w:bookmarkStart w:id="0" w:name="_GoBack"/>
+            <w:r>
+              <w:rPr>
+                <w:b/>
+              </w:rPr>
+              <w:lastRenderedPageBreak/>
+              <w:t>Semana</w:t>
+            </w:r>
+          </w:p>
+        </w:tc>
+        <w:tc>
+          <w:tcPr>
+            <w:tcW w:w="1384" w:type="dxa"/>
+          </w:tcPr>
+          <w:p>
+            <w:pPr>
+              <w:rPr>
+                <w:b/>
+              </w:rPr>
+            </w:pPr>
+            <w:r>
+              <w:rPr>
+                <w:b/>
+              </w:rPr>
+              <w:t>Fecha</w:t>
+            </w:r>
+          </w:p>
+        </w:tc>
+        <w:tc>
+          <w:tcPr>
+            <w:tcW w:w="1485" w:type="dxa"/>
+          </w:tcPr>
+          <w:p>
+            <w:pPr>
+              <w:rPr>
+                <w:b/>
+              </w:rPr>
+            </w:pPr>
+            <w:r>
+              <w:rPr>
+                <w:b/>
+              </w:rPr>
+              <w:t>Unidad / Tema</w:t>
+            </w:r>
+          </w:p>
+        </w:tc>
+        <w:tc>
+          <w:tcPr>
+            <w:tcW w:w="1774" w:type="dxa"/>
+          </w:tcPr>
+          <w:p>
+            <w:pPr>
+              <w:rPr>
+                <w:b/>
+              </w:rPr>
+            </w:pPr>
+            <w:r>
+              <w:rPr>
+                <w:b/>
+              </w:rPr>
+              <w:t>Actividades del Laboratorio</w:t>
+            </w:r>
+          </w:p>
+        </w:tc>
+        <w:tc>
+          <w:tcPr>
+            <w:tcW w:w="1423" w:type="dxa"/>
+          </w:tcPr>
+          <w:p>
+            <w:pPr>
+              <w:rPr>
+                <w:b/>
+              </w:rPr>
+            </w:pPr>
+            <w:r>
+              <w:rPr>
+                <w:b/>
+              </w:rPr>
+              <w:t>Producto / Evaluación</w:t>
+            </w:r>
+          </w:p>
+        </w:tc>
+        <w:tc>
+          <w:tcPr>
+            <w:tcW w:w="1419" w:type="dxa"/>
+          </w:tcPr>
+          <w:p>
+            <w:pPr>
+              <w:rPr>
+                <w:b/>
+              </w:rPr>
+            </w:pPr>
+            <w:r>
+              <w:rPr>
+                <w:b/>
+              </w:rPr>
+              <w:t>Ponderación</w:t>
+            </w:r>
+          </w:p>
+        </w:tc>
+      </w:tr>
+      <w:tr>
+        <w:tc>
+          <w:tcPr>
+            <w:tcW w:w="1307" w:type="dxa"/>
+          </w:tcPr>
+          <w:p>
+            <w:r>
+              <w:t>1</w:t>
+            </w:r>
+          </w:p>
+        </w:tc>
+        <w:tc>
+          <w:tcPr>
+            <w:tcW w:w="1384" w:type="dxa"/>
+          </w:tcPr>
+          <w:p>
+            <w:r>
+              <w:t>11-15 agosto</w:t>
+            </w:r>
+          </w:p>
+        </w:tc>
+        <w:tc>
+          <w:tcPr>
+            <w:tcW w:w="1485" w:type="dxa"/>
+          </w:tcPr>
+          <w:p>
+            <w:r>
+              <w:t>Introducción al curso y diagnóstico</w:t>
+            </w:r>
+          </w:p>
+        </w:tc>
+        <w:tc>
+          <w:tcPr>
+            <w:tcW w:w="1774" w:type="dxa"/>
+          </w:tcPr>
+          <w:p>
+            <w:r>
+              <w:t>Prueba diagnóstica, hoja de repaso, dinámicas grupales</w:t>
+            </w:r>
+          </w:p>
+        </w:tc>
+        <w:tc>
+          <w:tcPr>
+            <w:tcW w:w="1423" w:type="dxa"/>
+          </w:tcPr>
+          <w:p>
+            <w:r>
+              <w:t>Lista de cotejo</w:t>
+            </w:r>
+          </w:p>
+        </w:tc>
+        <w:tc>
+          <w:tcPr>
+            <w:tcW w:w="1419" w:type="dxa"/>
+          </w:tcPr>
+          <w:p/>
+        </w:tc>
+      </w:tr>
+      <w:tr>
+        <w:tc>
+          <w:tcPr>
+            <w:tcW w:w="1307" w:type="dxa"/>
+          </w:tcPr>
+          <w:p>
+            <w:r>
+              <w:t>2-3</w:t>
+            </w:r>
+          </w:p>
+        </w:tc>
+        <w:tc>
+          <w:tcPr>
+            <w:tcW w:w="1384" w:type="dxa"/>
+          </w:tcPr>
+          <w:p>
+            <w:r>
+              <w:t>18-29 agosto</w:t>
+            </w:r>
+          </w:p>
+        </w:tc>
+        <w:tc>
+          <w:tcPr>
+            <w:tcW w:w="1485" w:type="dxa"/>
+          </w:tcPr>
+          <w:p>
+            <w:r>
+              <w:t>Unidad 1: Ecuaciones y desigualdades</w:t>
+            </w:r>
+          </w:p>
+        </w:tc>
+        <w:tc>
+          <w:tcPr>
+            <w:tcW w:w="1774" w:type="dxa"/>
+          </w:tcPr>
+          <w:p>
+            <w:r>
+              <w:t>Resolución de ecuaciones, uso de números complejos, modelado</w:t>
+            </w:r>
+          </w:p>
+        </w:tc>
+        <w:tc>
+          <w:tcPr>
+            <w:tcW w:w="1423" w:type="dxa"/>
+          </w:tcPr>
+          <w:p>
+            <w:r>
+              <w:t>Hoja de trabajo</w:t>
+            </w:r>
+          </w:p>
+        </w:tc>
+        <w:tc>
+          <w:tcPr>
+            <w:tcW w:w="1419" w:type="dxa"/>
+          </w:tcPr>
+          <w:p>
+            <w:r>
+              <w:t>10%</w:t>
+            </w:r>
+          </w:p>
+        </w:tc>
+      </w:tr>
+      <w:tr>
+        <w:tc>
+          <w:tcPr>
+            <w:tcW w:w="1307" w:type="dxa"/>
+          </w:tcPr>
+          <w:p>
+            <w:r>
+              <w:t>4-5</w:t>
+            </w:r>
+          </w:p>
+        </w:tc>
+        <w:tc>
+          <w:tcPr>
+            <w:tcW w:w="1384" w:type="dxa"/>
+          </w:tcPr>
+          <w:p>
+            <w:r>
+              <w:t>1-12 septiembre</w:t>
+            </w:r>
+          </w:p>
+        </w:tc>
+        <w:tc>
+          <w:tcPr>
+            <w:tcW w:w="1485" w:type="dxa"/>
+          </w:tcPr>
+          <w:p>
+            <w:r>
+              <w:t>Unidad 2: Geometría</w:t>
+            </w:r>
+          </w:p>
+        </w:tc>
+        <w:tc>
+          <w:tcPr>
+            <w:tcW w:w="1774" w:type="dxa"/>
+          </w:tcPr>
+          <w:p>
+            <w:r>
+              <w:t>Construcción de modelos geométricos, cálculo de áreas y volúmenes</w:t>
+            </w:r>
+          </w:p>
+        </w:tc>
+        <w:tc>
+          <w:tcPr>
+            <w:tcW w:w="1423" w:type="dxa"/>
+          </w:tcPr>
+          <w:p>
+            <w:r>
+              <w:t>Modelos + ejercicios</w:t>
+            </w:r>
+          </w:p>
+        </w:tc>
+        <w:tc>
+          <w:tcPr>
+            <w:tcW w:w="1419" w:type="dxa"/>
+          </w:tcPr>
+          <w:p>
+            <w:r>
+              <w:t>15%</w:t>
+            </w:r>
+          </w:p>
+        </w:tc>
+      </w:tr>
+      <w:tr>
+        <w:tc>
+          <w:tcPr>
+            <w:tcW w:w="1307" w:type="dxa"/>
+          </w:tcPr>
+          <w:p>
+            <w:r>
+              <w:t>6</w:t>
+            </w:r>
+          </w:p>
+        </w:tc>
+        <w:tc>
+          <w:tcPr>
+            <w:tcW w:w="1384" w:type="dxa"/>
+          </w:tcPr>
+          <w:p>
+            <w:r>
+              <w:t>15-19 septiembre</w:t>
+            </w:r>
+          </w:p>
+        </w:tc>
+        <w:tc>
+          <w:tcPr>
+            <w:tcW w:w="1485" w:type="dxa"/>
+          </w:tcPr>
+          <w:p>
+            <w:r>
+              <w:t>Unidad 3: Gráficas y funciones</w:t>
+            </w:r>
+          </w:p>
+        </w:tc>
+        <w:tc>
+          <w:tcPr>
+            <w:tcW w:w="1774" w:type="dxa"/>
+          </w:tcPr>
+          <w:p>
+            <w:proofErr w:type="spellStart"/>
+            <w:r>
+              <w:t>Graficación</w:t>
+            </w:r>
+            <w:proofErr w:type="spellEnd"/>
+            <w:r>
+              <w:t xml:space="preserve"> con software, funciones lineales, transformaciones</w:t>
+            </w:r>
+          </w:p>
+        </w:tc>
+        <w:tc>
+          <w:tcPr>
+            <w:tcW w:w="1423" w:type="dxa"/>
+          </w:tcPr>
+          <w:p>
+            <w:r>
+              <w:t>Hoja + lectura</w:t>
+            </w:r>
+          </w:p>
+        </w:tc>
+        <w:tc>
+          <w:tcPr>
+            <w:tcW w:w="1419" w:type="dxa"/>
+          </w:tcPr>
+          <w:p>
+            <w:r>
+              <w:t>15%</w:t>
+            </w:r>
+          </w:p>
+        </w:tc>
+      </w:tr>
+      <w:tr>
+        <w:tc>
+          <w:tcPr>
+            <w:tcW w:w="1307" w:type="dxa"/>
+          </w:tcPr>
+          <w:p>
+            <w:r>
+              <w:t>7-8</w:t>
+            </w:r>
+          </w:p>
+        </w:tc>
+        <w:tc>
+          <w:tcPr>
+            <w:tcW w:w="1384" w:type="dxa"/>
+          </w:tcPr>
+          <w:p>
+            <w:r>
+              <w:t>22 sept - 3 octubre</w:t>
+            </w:r>
+          </w:p>
+        </w:tc>
+        <w:tc>
+          <w:tcPr>
+            <w:tcW w:w="1485" w:type="dxa"/>
+          </w:tcPr>
+          <w:p>
+            <w:r>
+              <w:t>Unidad 4: Funciones polinomiales y racionales</w:t>
+            </w:r>
+          </w:p>
+        </w:tc>
+        <w:tc>
+          <w:tcPr>
+            <w:tcW w:w="1774" w:type="dxa"/>
+          </w:tcPr>
+          <w:p>
+            <w:r>
+              <w:t>División de polinomios, ceros, modelos aplicados</w:t>
+            </w:r>
+          </w:p>
+        </w:tc>
+        <w:tc>
+          <w:tcPr>
+            <w:tcW w:w="1423" w:type="dxa"/>
+          </w:tcPr>
+          <w:p>
+            <w:r>
+              <w:t>Ejercicios + modelo</w:t>
+            </w:r>
+          </w:p>
+        </w:tc>
+        <w:tc>
+          <w:tcPr>
+            <w:tcW w:w="1419" w:type="dxa"/>
+          </w:tcPr>
+          <w:p>
+            <w:r>
+              <w:t>15%</w:t>
+            </w:r>
+          </w:p>
+        </w:tc>
+      </w:tr>
+      <w:tr>
+        <w:tc>
+          <w:tcPr>
+            <w:tcW w:w="1307" w:type="dxa"/>
+          </w:tcPr>
+          <w:p>
+            <w:r>
+              <w:t>9</w:t>
+            </w:r>
+          </w:p>
+        </w:tc>
+        <w:tc>
+          <w:tcPr>
+            <w:tcW w:w="1384" w:type="dxa"/>
+          </w:tcPr>
+          <w:p>
+            <w:r>
+              <w:t>6-10 octubre</w:t>
+            </w:r>
+          </w:p>
+        </w:tc>
+        <w:tc>
+          <w:tcPr>
+            <w:tcW w:w="1485" w:type="dxa"/>
+          </w:tcPr>
+          <w:p>
+            <w:r>
+              <w:t>Unidad 5: Funciones exponenciales y logarítmicas</w:t>
+            </w:r>
+          </w:p>
+        </w:tc>
+        <w:tc>
+          <w:tcPr>
+            <w:tcW w:w="1774" w:type="dxa"/>
+          </w:tcPr>
+          <w:p>
+            <w:r>
+              <w:t>Leyes de logaritmos, modelado de crecimiento o decaimiento</w:t>
+            </w:r>
+          </w:p>
+        </w:tc>
+        <w:tc>
+          <w:tcPr>
+            <w:tcW w:w="1423" w:type="dxa"/>
+          </w:tcPr>
+          <w:p>
+            <w:r>
+              <w:t>Hoja de trabajo</w:t>
+            </w:r>
+          </w:p>
+        </w:tc>
+        <w:tc>
+          <w:tcPr>
+            <w:tcW w:w="1419" w:type="dxa"/>
+          </w:tcPr>
+          <w:p>
+            <w:r>
+              <w:t>10%</w:t>
+            </w:r>
+          </w:p>
+        </w:tc>
+      </w:tr>
+      <w:tr>
+        <w:tc>
+          <w:tcPr>
+            <w:tcW w:w="1307" w:type="dxa"/>
+          </w:tcPr>
+          <w:p>
+            <w:r>
+              <w:t>10</w:t>
+            </w:r>
+          </w:p>
+        </w:tc>
+        <w:tc>
+          <w:tcPr>
+            <w:tcW w:w="1384" w:type="dxa"/>
+          </w:tcPr>
+          <w:p>
+            <w:r>
+              <w:t>13-17 octubre</w:t>
+            </w:r>
+          </w:p>
+        </w:tc>
+        <w:tc>
+          <w:tcPr>
+            <w:tcW w:w="1485" w:type="dxa"/>
+          </w:tcPr>
+          <w:p>
+            <w:r>
+              <w:t>Proyecto intermedio</w:t>
+            </w:r>
+          </w:p>
+        </w:tc>
+        <w:tc>
+          <w:tcPr>
+            <w:tcW w:w="1774" w:type="dxa"/>
+          </w:tcPr>
+          <w:p>
+            <w:r>
+              <w:t>Desarrollo de un caso aplicado con funciones</w:t>
+            </w:r>
+          </w:p>
+        </w:tc>
+        <w:tc>
+          <w:tcPr>
+            <w:tcW w:w="1423" w:type="dxa"/>
+          </w:tcPr>
+          <w:p>
+            <w:r>
+              <w:t>Informe + presentación</w:t>
+            </w:r>
+          </w:p>
+        </w:tc>
+        <w:tc>
+          <w:tcPr>
+            <w:tcW w:w="1419" w:type="dxa"/>
+          </w:tcPr>
+          <w:p>
+            <w:r>
+              <w:t>10%</w:t>
+            </w:r>
+          </w:p>
+        </w:tc>
+      </w:tr>
+      <w:tr>
+        <w:tc>
+          <w:tcPr>
+            <w:tcW w:w="1307" w:type="dxa"/>
+          </w:tcPr>
+          <w:p>
+            <w:r>
+              <w:t>11-12</w:t>
+            </w:r>
+          </w:p>
+        </w:tc>
+        <w:tc>
+          <w:tcPr>
+            <w:tcW w:w="1384" w:type="dxa"/>
+          </w:tcPr>
+          <w:p>
+            <w:r>
+              <w:t>20-31 octubre</w:t>
+            </w:r>
+          </w:p>
+        </w:tc>
+        <w:tc>
+          <w:tcPr>
+            <w:tcW w:w="1485" w:type="dxa"/>
+          </w:tcPr>
+          <w:p>
+            <w:r>
+              <w:t>Unidad 6: Trigonometría</w:t>
+            </w:r>
+          </w:p>
+        </w:tc>
+        <w:tc>
+          <w:tcPr>
+            <w:tcW w:w="1774" w:type="dxa"/>
+          </w:tcPr>
+          <w:p>
+            <w:r>
+              <w:t>Gráficas trigonométricas, ley de senos y cosenos</w:t>
+            </w:r>
+          </w:p>
+        </w:tc>
+        <w:tc>
+          <w:tcPr>
+            <w:tcW w:w="1423" w:type="dxa"/>
+          </w:tcPr>
+          <w:p>
+            <w:r>
+              <w:t>Hoja + discusión</w:t>
+            </w:r>
+          </w:p>
+        </w:tc>
+        <w:tc>
+          <w:tcPr>
+            <w:tcW w:w="1419" w:type="dxa"/>
+          </w:tcPr>
+          <w:p>
+            <w:r>
+              <w:t>10%</w:t>
+            </w:r>
+          </w:p>
+        </w:tc>
+      </w:tr>
+      <w:tr>
+        <w:tc>
+          <w:tcPr>
+            <w:tcW w:w="1307" w:type="dxa"/>
+          </w:tcPr>
+          <w:p>
+            <w:r>
+              <w:t>13</w:t>
+            </w:r>
+          </w:p>
+        </w:tc>
+        <w:tc>
+          <w:tcPr>
+            <w:tcW w:w="1384" w:type="dxa"/>
+          </w:tcPr>
+          <w:p>
+            <w:r>
+              <w:t>3-7 noviembre</w:t>
+            </w:r>
+          </w:p>
+        </w:tc>
+        <w:tc>
+          <w:tcPr>
+            <w:tcW w:w="1485" w:type="dxa"/>
+          </w:tcPr>
+          <w:p>
+            <w:r>
+              <w:t>Unidad 7: Geometría Analítica</w:t>
+            </w:r>
+          </w:p>
+        </w:tc>
+        <w:tc>
+          <w:tcPr>
+            <w:tcW w:w="1774" w:type="dxa"/>
+          </w:tcPr>
+          <w:p>
+            <w:r>
+              <w:t xml:space="preserve">Parábola, elipse, hipérbola con </w:t>
+            </w:r>
+            <w:proofErr w:type="spellStart"/>
+            <w:r>
+              <w:t>graficación</w:t>
+            </w:r>
+            <w:proofErr w:type="spellEnd"/>
+            <w:r>
+              <w:t xml:space="preserve"> y análisis</w:t>
+            </w:r>
+          </w:p>
+        </w:tc>
+        <w:tc>
+          <w:tcPr>
+            <w:tcW w:w="1423" w:type="dxa"/>
+          </w:tcPr>
+          <w:p>
+            <w:r>
+              <w:t>Hoja de trabajo</w:t>
+            </w:r>
+          </w:p>
+        </w:tc>
+        <w:tc>
+          <w:tcPr>
+            <w:tcW w:w="1419" w:type="dxa"/>
+          </w:tcPr>
+          <w:p>
+            <w:r>
+              <w:t>5%</w:t>
+            </w:r>
+          </w:p>
+        </w:tc>
+      </w:tr>
+      <w:tr>
+        <w:tc>
+          <w:tcPr>
+            <w:tcW w:w="1307" w:type="dxa"/>
+          </w:tcPr>
+          <w:p>
+            <w:r>
+              <w:t>14</w:t>
+            </w:r>
+          </w:p>
+        </w:tc>
+        <w:tc>
+          <w:tcPr>
+            <w:tcW w:w="1384" w:type="dxa"/>
+          </w:tcPr>
+          <w:p>
+            <w:r>
+              <w:t>10-14 noviembre</w:t>
+            </w:r>
+          </w:p>
+        </w:tc>
+        <w:tc>
+          <w:tcPr>
+            <w:tcW w:w="1485" w:type="dxa"/>
+          </w:tcPr>
+          <w:p>
+            <w:r>
+              <w:t xml:space="preserve">Presentación de proyecto </w:t>
+            </w:r>
+          </w:p>
+        </w:tc>
+        <w:tc>
+          <w:tcPr>
+            <w:tcW w:w="1774" w:type="dxa"/>
+          </w:tcPr>
+          <w:p>
+            <w:r>
+              <w:t>Proyecto integrador con aplicación real</w:t>
+            </w:r>
+          </w:p>
+        </w:tc>
+        <w:tc>
+          <w:tcPr>
+            <w:tcW w:w="1423" w:type="dxa"/>
+          </w:tcPr>
+          <w:p>
+            <w:r>
+              <w:t>Exposición + entrega escrita</w:t>
+            </w:r>
+          </w:p>
+        </w:tc>
+        <w:tc>
+          <w:tcPr>
+            <w:tcW w:w="1419" w:type="dxa"/>
+          </w:tcPr>
+          <w:p>
+            <w:r>
+              <w:t>10%</w:t>
+            </w:r>
+          </w:p>
+        </w:tc>
+      </w:tr>
+      <w:tr>
+        <w:tc>
+          <w:tcPr>
+            <w:tcW w:w="7373" w:type="dxa"/>
+            <w:gridSpan w:val="5"/>
+          </w:tcPr>
+          <w:p>
+            <w:pPr>
+              <w:jc w:val="right"/>
+              <w:rPr>
+                <w:b/>
+              </w:rPr>
+            </w:pPr>
+            <w:proofErr w:type="gramStart"/>
+            <w:r>
+              <w:rPr>
+                <w:b/>
+              </w:rPr>
+              <w:t>Total</w:t>
+            </w:r>
+            <w:proofErr w:type="gramEnd"/>
+            <w:r>
+              <w:rPr>
+                <w:b/>
+              </w:rPr>
+              <w:t xml:space="preserve"> acumulado en todo el curso</w:t>
+            </w:r>
+          </w:p>
+        </w:tc>
+        <w:tc>
+          <w:tcPr>
+            <w:tcW w:w="1419" w:type="dxa"/>
+          </w:tcPr>
+          <w:p>
+            <w:pPr>
+              <w:rPr>
+                <w:b/>
+              </w:rPr>
+            </w:pPr>
+            <w:r>
+              <w:rPr>
+                <w:b/>
+              </w:rPr>
+              <w:t>100%(20pts)</w:t>
+            </w:r>
+          </w:p>
+        </w:tc>
+      </w:tr>
+      <w:bookmarkEnd w:id="0"/>
+    </w:tbl>
+    <w:p>
+      <w:pPr>
+        <w:rPr>
+          <w:b/>
           <w:sz w:val="28"/>
           <w:szCs w:val="28"/>
           <w:lang w:val="es-MX"/>
@@ -742,8 +2409,513 @@
 </w:document>
 </file>
 
+<file path=word/numbering.xml><?xml version="1.0" encoding="utf-8"?>
+<w:numbering xmlns:wpc="http://schemas.microsoft.com/office/word/2010/wordprocessingCanvas" xmlns:cx="http://schemas.microsoft.com/office/drawing/2014/chartex" xmlns:cx1="http://schemas.microsoft.com/office/drawing/2015/9/8/chartex" xmlns:cx2="http://schemas.microsoft.com/office/drawing/2015/10/21/chartex" xmlns:cx3="http://schemas.microsoft.com/office/drawing/2016/5/9/chartex" xmlns:cx4="http://schemas.microsoft.com/office/drawing/2016/5/10/chartex" xmlns:cx5="http://schemas.microsoft.com/office/drawing/2016/5/11/chartex" xmlns:cx6="http://schemas.microsoft.com/office/drawing/2016/5/12/chartex" xmlns:cx7="http://schemas.microsoft.com/office/drawing/2016/5/13/chartex" xmlns:cx8="http://schemas.microsoft.com/office/drawing/2016/5/14/chartex" xmlns:mc="http://schemas.openxmlformats.org/markup-compatibility/2006" xmlns:aink="http://schemas.microsoft.com/office/drawing/2016/ink" xmlns:am3d="http://schemas.microsoft.com/office/drawing/2017/model3d" xmlns:o="urn:schemas-microsoft-com:office:office" xmlns:r="http://schemas.openxmlformats.org/officeDocument/2006/relationships" xmlns:m="http://schemas.openxmlformats.org/officeDocument/2006/math" xmlns:v="urn:schemas-microsoft-com:vml" xmlns:wp14="http://schemas.microsoft.com/office/word/2010/wordprocessingDrawing" xmlns:wp="http://schemas.openxmlformats.org/drawingml/2006/wordprocessingDrawing" xmlns:w10="urn:schemas-microsoft-com:office:word" xmlns:w="http://schemas.openxmlformats.org/wordprocessingml/2006/main" xmlns:w14="http://schemas.microsoft.com/office/word/2010/wordml" xmlns:w15="http://schemas.microsoft.com/office/word/2012/wordml" xmlns:w16cid="http://schemas.microsoft.com/office/word/2016/wordml/cid" xmlns:w16se="http://schemas.microsoft.com/office/word/2015/wordml/symex" xmlns:wpg="http://schemas.microsoft.com/office/word/2010/wordprocessingGroup" xmlns:wpi="http://schemas.microsoft.com/office/word/2010/wordprocessingInk" xmlns:wne="http://schemas.microsoft.com/office/word/2006/wordml" xmlns:wps="http://schemas.microsoft.com/office/word/2010/wordprocessingShape" mc:Ignorable="w14 w15 w16se w16cid wp14">
+  <w:abstractNum w:abstractNumId="0" w15:restartNumberingAfterBreak="0">
+    <w:nsid w:val="04DF21AC"/>
+    <w:multiLevelType w:val="multilevel"/>
+    <w:tmpl w:val="F8C67AB2"/>
+    <w:lvl w:ilvl="0">
+      <w:start w:val="1"/>
+      <w:numFmt w:val="bullet"/>
+      <w:lvlText w:val=""/>
+      <w:lvlJc w:val="left"/>
+      <w:pPr>
+        <w:tabs>
+          <w:tab w:val="num" w:pos="720"/>
+        </w:tabs>
+        <w:ind w:left="720" w:hanging="360"/>
+      </w:pPr>
+      <w:rPr>
+        <w:rFonts w:ascii="Symbol" w:hAnsi="Symbol" w:hint="default"/>
+        <w:sz w:val="20"/>
+      </w:rPr>
+    </w:lvl>
+    <w:lvl w:ilvl="1" w:tentative="1">
+      <w:start w:val="1"/>
+      <w:numFmt w:val="bullet"/>
+      <w:lvlText w:val="o"/>
+      <w:lvlJc w:val="left"/>
+      <w:pPr>
+        <w:tabs>
+          <w:tab w:val="num" w:pos="1440"/>
+        </w:tabs>
+        <w:ind w:left="1440" w:hanging="360"/>
+      </w:pPr>
+      <w:rPr>
+        <w:rFonts w:ascii="Courier New" w:hAnsi="Courier New" w:hint="default"/>
+        <w:sz w:val="20"/>
+      </w:rPr>
+    </w:lvl>
+    <w:lvl w:ilvl="2" w:tentative="1">
+      <w:start w:val="1"/>
+      <w:numFmt w:val="bullet"/>
+      <w:lvlText w:val=""/>
+      <w:lvlJc w:val="left"/>
+      <w:pPr>
+        <w:tabs>
+          <w:tab w:val="num" w:pos="2160"/>
+        </w:tabs>
+        <w:ind w:left="2160" w:hanging="360"/>
+      </w:pPr>
+      <w:rPr>
+        <w:rFonts w:ascii="Wingdings" w:hAnsi="Wingdings" w:hint="default"/>
+        <w:sz w:val="20"/>
+      </w:rPr>
+    </w:lvl>
+    <w:lvl w:ilvl="3" w:tentative="1">
+      <w:start w:val="1"/>
+      <w:numFmt w:val="bullet"/>
+      <w:lvlText w:val=""/>
+      <w:lvlJc w:val="left"/>
+      <w:pPr>
+        <w:tabs>
+          <w:tab w:val="num" w:pos="2880"/>
+        </w:tabs>
+        <w:ind w:left="2880" w:hanging="360"/>
+      </w:pPr>
+      <w:rPr>
+        <w:rFonts w:ascii="Wingdings" w:hAnsi="Wingdings" w:hint="default"/>
+        <w:sz w:val="20"/>
+      </w:rPr>
+    </w:lvl>
+    <w:lvl w:ilvl="4" w:tentative="1">
+      <w:start w:val="1"/>
+      <w:numFmt w:val="bullet"/>
+      <w:lvlText w:val=""/>
+      <w:lvlJc w:val="left"/>
+      <w:pPr>
+        <w:tabs>
+          <w:tab w:val="num" w:pos="3600"/>
+        </w:tabs>
+        <w:ind w:left="3600" w:hanging="360"/>
+      </w:pPr>
+      <w:rPr>
+        <w:rFonts w:ascii="Wingdings" w:hAnsi="Wingdings" w:hint="default"/>
+        <w:sz w:val="20"/>
+      </w:rPr>
+    </w:lvl>
+    <w:lvl w:ilvl="5" w:tentative="1">
+      <w:start w:val="1"/>
+      <w:numFmt w:val="bullet"/>
+      <w:lvlText w:val=""/>
+      <w:lvlJc w:val="left"/>
+      <w:pPr>
+        <w:tabs>
+          <w:tab w:val="num" w:pos="4320"/>
+        </w:tabs>
+        <w:ind w:left="4320" w:hanging="360"/>
+      </w:pPr>
+      <w:rPr>
+        <w:rFonts w:ascii="Wingdings" w:hAnsi="Wingdings" w:hint="default"/>
+        <w:sz w:val="20"/>
+      </w:rPr>
+    </w:lvl>
+    <w:lvl w:ilvl="6" w:tentative="1">
+      <w:start w:val="1"/>
+      <w:numFmt w:val="bullet"/>
+      <w:lvlText w:val=""/>
+      <w:lvlJc w:val="left"/>
+      <w:pPr>
+        <w:tabs>
+          <w:tab w:val="num" w:pos="5040"/>
+        </w:tabs>
+        <w:ind w:left="5040" w:hanging="360"/>
+      </w:pPr>
+      <w:rPr>
+        <w:rFonts w:ascii="Wingdings" w:hAnsi="Wingdings" w:hint="default"/>
+        <w:sz w:val="20"/>
+      </w:rPr>
+    </w:lvl>
+    <w:lvl w:ilvl="7" w:tentative="1">
+      <w:start w:val="1"/>
+      <w:numFmt w:val="bullet"/>
+      <w:lvlText w:val=""/>
+      <w:lvlJc w:val="left"/>
+      <w:pPr>
+        <w:tabs>
+          <w:tab w:val="num" w:pos="5760"/>
+        </w:tabs>
+        <w:ind w:left="5760" w:hanging="360"/>
+      </w:pPr>
+      <w:rPr>
+        <w:rFonts w:ascii="Wingdings" w:hAnsi="Wingdings" w:hint="default"/>
+        <w:sz w:val="20"/>
+      </w:rPr>
+    </w:lvl>
+    <w:lvl w:ilvl="8" w:tentative="1">
+      <w:start w:val="1"/>
+      <w:numFmt w:val="bullet"/>
+      <w:lvlText w:val=""/>
+      <w:lvlJc w:val="left"/>
+      <w:pPr>
+        <w:tabs>
+          <w:tab w:val="num" w:pos="6480"/>
+        </w:tabs>
+        <w:ind w:left="6480" w:hanging="360"/>
+      </w:pPr>
+      <w:rPr>
+        <w:rFonts w:ascii="Wingdings" w:hAnsi="Wingdings" w:hint="default"/>
+        <w:sz w:val="20"/>
+      </w:rPr>
+    </w:lvl>
+  </w:abstractNum>
+  <w:abstractNum w:abstractNumId="1" w15:restartNumberingAfterBreak="0">
+    <w:nsid w:val="09F22930"/>
+    <w:multiLevelType w:val="hybridMultilevel"/>
+    <w:tmpl w:val="94482BAA"/>
+    <w:lvl w:ilvl="0" w:tplc="100A0001">
+      <w:start w:val="1"/>
+      <w:numFmt w:val="bullet"/>
+      <w:lvlText w:val=""/>
+      <w:lvlJc w:val="left"/>
+      <w:pPr>
+        <w:ind w:left="720" w:hanging="360"/>
+      </w:pPr>
+      <w:rPr>
+        <w:rFonts w:ascii="Symbol" w:hAnsi="Symbol" w:hint="default"/>
+      </w:rPr>
+    </w:lvl>
+    <w:lvl w:ilvl="1" w:tplc="100A0003" w:tentative="1">
+      <w:start w:val="1"/>
+      <w:numFmt w:val="bullet"/>
+      <w:lvlText w:val="o"/>
+      <w:lvlJc w:val="left"/>
+      <w:pPr>
+        <w:ind w:left="1440" w:hanging="360"/>
+      </w:pPr>
+      <w:rPr>
+        <w:rFonts w:ascii="Courier New" w:hAnsi="Courier New" w:cs="Courier New" w:hint="default"/>
+      </w:rPr>
+    </w:lvl>
+    <w:lvl w:ilvl="2" w:tplc="100A0005" w:tentative="1">
+      <w:start w:val="1"/>
+      <w:numFmt w:val="bullet"/>
+      <w:lvlText w:val=""/>
+      <w:lvlJc w:val="left"/>
+      <w:pPr>
+        <w:ind w:left="2160" w:hanging="360"/>
+      </w:pPr>
+      <w:rPr>
+        <w:rFonts w:ascii="Wingdings" w:hAnsi="Wingdings" w:hint="default"/>
+      </w:rPr>
+    </w:lvl>
+    <w:lvl w:ilvl="3" w:tplc="100A0001" w:tentative="1">
+      <w:start w:val="1"/>
+      <w:numFmt w:val="bullet"/>
+      <w:lvlText w:val=""/>
+      <w:lvlJc w:val="left"/>
+      <w:pPr>
+        <w:ind w:left="2880" w:hanging="360"/>
+      </w:pPr>
+      <w:rPr>
+        <w:rFonts w:ascii="Symbol" w:hAnsi="Symbol" w:hint="default"/>
+      </w:rPr>
+    </w:lvl>
+    <w:lvl w:ilvl="4" w:tplc="100A0003" w:tentative="1">
+      <w:start w:val="1"/>
+      <w:numFmt w:val="bullet"/>
+      <w:lvlText w:val="o"/>
+      <w:lvlJc w:val="left"/>
+      <w:pPr>
+        <w:ind w:left="3600" w:hanging="360"/>
+      </w:pPr>
+      <w:rPr>
+        <w:rFonts w:ascii="Courier New" w:hAnsi="Courier New" w:cs="Courier New" w:hint="default"/>
+      </w:rPr>
+    </w:lvl>
+    <w:lvl w:ilvl="5" w:tplc="100A0005" w:tentative="1">
+      <w:start w:val="1"/>
+      <w:numFmt w:val="bullet"/>
+      <w:lvlText w:val=""/>
+      <w:lvlJc w:val="left"/>
+      <w:pPr>
+        <w:ind w:left="4320" w:hanging="360"/>
+      </w:pPr>
+      <w:rPr>
+        <w:rFonts w:ascii="Wingdings" w:hAnsi="Wingdings" w:hint="default"/>
+      </w:rPr>
+    </w:lvl>
+    <w:lvl w:ilvl="6" w:tplc="100A0001" w:tentative="1">
+      <w:start w:val="1"/>
+      <w:numFmt w:val="bullet"/>
+      <w:lvlText w:val=""/>
+      <w:lvlJc w:val="left"/>
+      <w:pPr>
+        <w:ind w:left="5040" w:hanging="360"/>
+      </w:pPr>
+      <w:rPr>
+        <w:rFonts w:ascii="Symbol" w:hAnsi="Symbol" w:hint="default"/>
+      </w:rPr>
+    </w:lvl>
+    <w:lvl w:ilvl="7" w:tplc="100A0003" w:tentative="1">
+      <w:start w:val="1"/>
+      <w:numFmt w:val="bullet"/>
+      <w:lvlText w:val="o"/>
+      <w:lvlJc w:val="left"/>
+      <w:pPr>
+        <w:ind w:left="5760" w:hanging="360"/>
+      </w:pPr>
+      <w:rPr>
+        <w:rFonts w:ascii="Courier New" w:hAnsi="Courier New" w:cs="Courier New" w:hint="default"/>
+      </w:rPr>
+    </w:lvl>
+    <w:lvl w:ilvl="8" w:tplc="100A0005" w:tentative="1">
+      <w:start w:val="1"/>
+      <w:numFmt w:val="bullet"/>
+      <w:lvlText w:val=""/>
+      <w:lvlJc w:val="left"/>
+      <w:pPr>
+        <w:ind w:left="6480" w:hanging="360"/>
+      </w:pPr>
+      <w:rPr>
+        <w:rFonts w:ascii="Wingdings" w:hAnsi="Wingdings" w:hint="default"/>
+      </w:rPr>
+    </w:lvl>
+  </w:abstractNum>
+  <w:abstractNum w:abstractNumId="2" w15:restartNumberingAfterBreak="0">
+    <w:nsid w:val="0D21597B"/>
+    <w:multiLevelType w:val="hybridMultilevel"/>
+    <w:tmpl w:val="32B4A220"/>
+    <w:lvl w:ilvl="0" w:tplc="100A0001">
+      <w:start w:val="1"/>
+      <w:numFmt w:val="bullet"/>
+      <w:lvlText w:val=""/>
+      <w:lvlJc w:val="left"/>
+      <w:pPr>
+        <w:ind w:left="720" w:hanging="360"/>
+      </w:pPr>
+      <w:rPr>
+        <w:rFonts w:ascii="Symbol" w:hAnsi="Symbol" w:hint="default"/>
+      </w:rPr>
+    </w:lvl>
+    <w:lvl w:ilvl="1" w:tplc="100A0003" w:tentative="1">
+      <w:start w:val="1"/>
+      <w:numFmt w:val="bullet"/>
+      <w:lvlText w:val="o"/>
+      <w:lvlJc w:val="left"/>
+      <w:pPr>
+        <w:ind w:left="1440" w:hanging="360"/>
+      </w:pPr>
+      <w:rPr>
+        <w:rFonts w:ascii="Courier New" w:hAnsi="Courier New" w:cs="Courier New" w:hint="default"/>
+      </w:rPr>
+    </w:lvl>
+    <w:lvl w:ilvl="2" w:tplc="100A0005" w:tentative="1">
+      <w:start w:val="1"/>
+      <w:numFmt w:val="bullet"/>
+      <w:lvlText w:val=""/>
+      <w:lvlJc w:val="left"/>
+      <w:pPr>
+        <w:ind w:left="2160" w:hanging="360"/>
+      </w:pPr>
+      <w:rPr>
+        <w:rFonts w:ascii="Wingdings" w:hAnsi="Wingdings" w:hint="default"/>
+      </w:rPr>
+    </w:lvl>
+    <w:lvl w:ilvl="3" w:tplc="100A0001" w:tentative="1">
+      <w:start w:val="1"/>
+      <w:numFmt w:val="bullet"/>
+      <w:lvlText w:val=""/>
+      <w:lvlJc w:val="left"/>
+      <w:pPr>
+        <w:ind w:left="2880" w:hanging="360"/>
+      </w:pPr>
+      <w:rPr>
+        <w:rFonts w:ascii="Symbol" w:hAnsi="Symbol" w:hint="default"/>
+      </w:rPr>
+    </w:lvl>
+    <w:lvl w:ilvl="4" w:tplc="100A0003" w:tentative="1">
+      <w:start w:val="1"/>
+      <w:numFmt w:val="bullet"/>
+      <w:lvlText w:val="o"/>
+      <w:lvlJc w:val="left"/>
+      <w:pPr>
+        <w:ind w:left="3600" w:hanging="360"/>
+      </w:pPr>
+      <w:rPr>
+        <w:rFonts w:ascii="Courier New" w:hAnsi="Courier New" w:cs="Courier New" w:hint="default"/>
+      </w:rPr>
+    </w:lvl>
+    <w:lvl w:ilvl="5" w:tplc="100A0005" w:tentative="1">
+      <w:start w:val="1"/>
+      <w:numFmt w:val="bullet"/>
+      <w:lvlText w:val=""/>
+      <w:lvlJc w:val="left"/>
+      <w:pPr>
+        <w:ind w:left="4320" w:hanging="360"/>
+      </w:pPr>
+      <w:rPr>
+        <w:rFonts w:ascii="Wingdings" w:hAnsi="Wingdings" w:hint="default"/>
+      </w:rPr>
+    </w:lvl>
+    <w:lvl w:ilvl="6" w:tplc="100A0001" w:tentative="1">
+      <w:start w:val="1"/>
+      <w:numFmt w:val="bullet"/>
+      <w:lvlText w:val=""/>
+      <w:lvlJc w:val="left"/>
+      <w:pPr>
+        <w:ind w:left="5040" w:hanging="360"/>
+      </w:pPr>
+      <w:rPr>
+        <w:rFonts w:ascii="Symbol" w:hAnsi="Symbol" w:hint="default"/>
+      </w:rPr>
+    </w:lvl>
+    <w:lvl w:ilvl="7" w:tplc="100A0003" w:tentative="1">
+      <w:start w:val="1"/>
+      <w:numFmt w:val="bullet"/>
+      <w:lvlText w:val="o"/>
+      <w:lvlJc w:val="left"/>
+      <w:pPr>
+        <w:ind w:left="5760" w:hanging="360"/>
+      </w:pPr>
+      <w:rPr>
+        <w:rFonts w:ascii="Courier New" w:hAnsi="Courier New" w:cs="Courier New" w:hint="default"/>
+      </w:rPr>
+    </w:lvl>
+    <w:lvl w:ilvl="8" w:tplc="100A0005" w:tentative="1">
+      <w:start w:val="1"/>
+      <w:numFmt w:val="bullet"/>
+      <w:lvlText w:val=""/>
+      <w:lvlJc w:val="left"/>
+      <w:pPr>
+        <w:ind w:left="6480" w:hanging="360"/>
+      </w:pPr>
+      <w:rPr>
+        <w:rFonts w:ascii="Wingdings" w:hAnsi="Wingdings" w:hint="default"/>
+      </w:rPr>
+    </w:lvl>
+  </w:abstractNum>
+  <w:abstractNum w:abstractNumId="3" w15:restartNumberingAfterBreak="0">
+    <w:nsid w:val="6FD21659"/>
+    <w:multiLevelType w:val="multilevel"/>
+    <w:tmpl w:val="EFA66FB8"/>
+    <w:lvl w:ilvl="0">
+      <w:start w:val="1"/>
+      <w:numFmt w:val="decimal"/>
+      <w:lvlText w:val="%1."/>
+      <w:lvlJc w:val="left"/>
+      <w:pPr>
+        <w:tabs>
+          <w:tab w:val="num" w:pos="720"/>
+        </w:tabs>
+        <w:ind w:left="720" w:hanging="360"/>
+      </w:pPr>
+    </w:lvl>
+    <w:lvl w:ilvl="1" w:tentative="1">
+      <w:start w:val="1"/>
+      <w:numFmt w:val="decimal"/>
+      <w:lvlText w:val="%2."/>
+      <w:lvlJc w:val="left"/>
+      <w:pPr>
+        <w:tabs>
+          <w:tab w:val="num" w:pos="1440"/>
+        </w:tabs>
+        <w:ind w:left="1440" w:hanging="360"/>
+      </w:pPr>
+    </w:lvl>
+    <w:lvl w:ilvl="2" w:tentative="1">
+      <w:start w:val="1"/>
+      <w:numFmt w:val="decimal"/>
+      <w:lvlText w:val="%3."/>
+      <w:lvlJc w:val="left"/>
+      <w:pPr>
+        <w:tabs>
+          <w:tab w:val="num" w:pos="2160"/>
+        </w:tabs>
+        <w:ind w:left="2160" w:hanging="360"/>
+      </w:pPr>
+    </w:lvl>
+    <w:lvl w:ilvl="3" w:tentative="1">
+      <w:start w:val="1"/>
+      <w:numFmt w:val="decimal"/>
+      <w:lvlText w:val="%4."/>
+      <w:lvlJc w:val="left"/>
+      <w:pPr>
+        <w:tabs>
+          <w:tab w:val="num" w:pos="2880"/>
+        </w:tabs>
+        <w:ind w:left="2880" w:hanging="360"/>
+      </w:pPr>
+    </w:lvl>
+    <w:lvl w:ilvl="4" w:tentative="1">
+      <w:start w:val="1"/>
+      <w:numFmt w:val="decimal"/>
+      <w:lvlText w:val="%5."/>
+      <w:lvlJc w:val="left"/>
+      <w:pPr>
+        <w:tabs>
+          <w:tab w:val="num" w:pos="3600"/>
+        </w:tabs>
+        <w:ind w:left="3600" w:hanging="360"/>
+      </w:pPr>
+    </w:lvl>
+    <w:lvl w:ilvl="5" w:tentative="1">
+      <w:start w:val="1"/>
+      <w:numFmt w:val="decimal"/>
+      <w:lvlText w:val="%6."/>
+      <w:lvlJc w:val="left"/>
+      <w:pPr>
+        <w:tabs>
+          <w:tab w:val="num" w:pos="4320"/>
+        </w:tabs>
+        <w:ind w:left="4320" w:hanging="360"/>
+      </w:pPr>
+    </w:lvl>
+    <w:lvl w:ilvl="6" w:tentative="1">
+      <w:start w:val="1"/>
+      <w:numFmt w:val="decimal"/>
+      <w:lvlText w:val="%7."/>
+      <w:lvlJc w:val="left"/>
+      <w:pPr>
+        <w:tabs>
+          <w:tab w:val="num" w:pos="5040"/>
+        </w:tabs>
+        <w:ind w:left="5040" w:hanging="360"/>
+      </w:pPr>
+    </w:lvl>
+    <w:lvl w:ilvl="7" w:tentative="1">
+      <w:start w:val="1"/>
+      <w:numFmt w:val="decimal"/>
+      <w:lvlText w:val="%8."/>
+      <w:lvlJc w:val="left"/>
+      <w:pPr>
+        <w:tabs>
+          <w:tab w:val="num" w:pos="5760"/>
+        </w:tabs>
+        <w:ind w:left="5760" w:hanging="360"/>
+      </w:pPr>
+    </w:lvl>
+    <w:lvl w:ilvl="8" w:tentative="1">
+      <w:start w:val="1"/>
+      <w:numFmt w:val="decimal"/>
+      <w:lvlText w:val="%9."/>
+      <w:lvlJc w:val="left"/>
+      <w:pPr>
+        <w:tabs>
+          <w:tab w:val="num" w:pos="6480"/>
+        </w:tabs>
+        <w:ind w:left="6480" w:hanging="360"/>
+      </w:pPr>
+    </w:lvl>
+  </w:abstractNum>
+  <w:num w:numId="1">
+    <w:abstractNumId w:val="3"/>
+  </w:num>
+  <w:num w:numId="2">
+    <w:abstractNumId w:val="1"/>
+  </w:num>
+  <w:num w:numId="3">
+    <w:abstractNumId w:val="2"/>
+  </w:num>
+  <w:num w:numId="4">
+    <w:abstractNumId w:val="0"/>
+  </w:num>
+</w:numbering>
+</file>
+
 <file path=word/styles.xml><?xml version="1.0" encoding="utf-8"?>
-<w:styles xmlns:mc="http://schemas.openxmlformats.org/markup-compatibility/2006" xmlns:r="http://schemas.openxmlformats.org/officeDocument/2006/relationships" xmlns:w="http://schemas.openxmlformats.org/wordprocessingml/2006/main" xmlns:w14="http://schemas.microsoft.com/office/word/2010/wordml" xmlns:w15="http://schemas.microsoft.com/office/word/2012/wordml" xmlns:w16cex="http://schemas.microsoft.com/office/word/2018/wordml/cex" xmlns:w16cid="http://schemas.microsoft.com/office/word/2016/wordml/cid" xmlns:w16="http://schemas.microsoft.com/office/word/2018/wordml" xmlns:w16du="http://schemas.microsoft.com/office/word/2023/wordml/word16du" xmlns:w16sdtdh="http://schemas.microsoft.com/office/word/2020/wordml/sdtdatahash" xmlns:w16sdtfl="http://schemas.microsoft.com/office/word/2024/wordml/sdtformatlock" xmlns:w16se="http://schemas.microsoft.com/office/word/2015/wordml/symex" mc:Ignorable="w14 w15 w16se w16cid w16 w16cex w16sdtdh w16sdtfl w16du">
+<w:styles xmlns:mc="http://schemas.openxmlformats.org/markup-compatibility/2006" xmlns:r="http://schemas.openxmlformats.org/officeDocument/2006/relationships" xmlns:w="http://schemas.openxmlformats.org/wordprocessingml/2006/main" xmlns:w14="http://schemas.microsoft.com/office/word/2010/wordml" xmlns:w15="http://schemas.microsoft.com/office/word/2012/wordml" xmlns:w16cid="http://schemas.microsoft.com/office/word/2016/wordml/cid" xmlns:w16se="http://schemas.microsoft.com/office/word/2015/wordml/symex" mc:Ignorable="w14 w15 w16se w16cid">
   <w:docDefaults>
     <w:rPrDefault>
       <w:rPr>
@@ -761,7 +2933,7 @@
       </w:pPr>
     </w:pPrDefault>
   </w:docDefaults>
-  <w:latentStyles w:defLockedState="0" w:defUIPriority="99" w:defSemiHidden="0" w:defUnhideWhenUsed="0" w:defQFormat="0" w:count="376">
+  <w:latentStyles w:defLockedState="0" w:defUIPriority="99" w:defSemiHidden="0" w:defUnhideWhenUsed="0" w:defQFormat="0" w:count="375">
     <w:lsdException w:name="Normal" w:uiPriority="0" w:qFormat="1"/>
     <w:lsdException w:name="heading 1" w:uiPriority="9" w:qFormat="1"/>
     <w:lsdException w:name="heading 2" w:semiHidden="1" w:uiPriority="9" w:unhideWhenUsed="1" w:qFormat="1"/>
@@ -1137,7 +3309,6 @@
     <w:lsdException w:name="Smart Hyperlink" w:semiHidden="1" w:unhideWhenUsed="1"/>
     <w:lsdException w:name="Hashtag" w:semiHidden="1" w:unhideWhenUsed="1"/>
     <w:lsdException w:name="Unresolved Mention" w:semiHidden="1" w:unhideWhenUsed="1"/>
-    <w:lsdException w:name="Smart Link" w:semiHidden="1" w:unhideWhenUsed="1"/>
   </w:latentStyles>
   <w:style w:type="paragraph" w:default="1" w:styleId="Normal">
     <w:name w:val="Normal"/>
@@ -1682,6 +3853,55 @@
       <w:shd w:val="clear" w:color="auto" w:fill="E1DFDD"/>
     </w:rPr>
   </w:style>
+  <w:style w:type="character" w:styleId="Textoennegrita">
+    <w:name w:val="Strong"/>
+    <w:basedOn w:val="Fuentedeprrafopredeter"/>
+    <w:uiPriority w:val="22"/>
+    <w:qFormat/>
+    <w:rsid w:val="000B18B9"/>
+    <w:rPr>
+      <w:b/>
+      <w:bCs/>
+    </w:rPr>
+  </w:style>
+  <w:style w:type="paragraph" w:styleId="NormalWeb">
+    <w:name w:val="Normal (Web)"/>
+    <w:basedOn w:val="Normal"/>
+    <w:uiPriority w:val="99"/>
+    <w:semiHidden/>
+    <w:unhideWhenUsed/>
+    <w:rsid w:val="000B18B9"/>
+    <w:pPr>
+      <w:spacing w:before="100" w:beforeAutospacing="1" w:after="100" w:afterAutospacing="1" w:line="240" w:lineRule="auto"/>
+    </w:pPr>
+    <w:rPr>
+      <w:rFonts w:ascii="Times New Roman" w:eastAsia="Times New Roman" w:hAnsi="Times New Roman" w:cs="Times New Roman"/>
+      <w:kern w:val="0"/>
+      <w:sz w:val="24"/>
+      <w:szCs w:val="24"/>
+      <w:lang w:eastAsia="es-GT"/>
+      <w14:ligatures w14:val="none"/>
+    </w:rPr>
+  </w:style>
+  <w:style w:type="table" w:styleId="Tablaconcuadrcula">
+    <w:name w:val="Table Grid"/>
+    <w:basedOn w:val="Tablanormal"/>
+    <w:uiPriority w:val="39"/>
+    <w:rsid w:val="00554A4D"/>
+    <w:pPr>
+      <w:spacing w:after="0" w:line="240" w:lineRule="auto"/>
+    </w:pPr>
+    <w:tblPr>
+      <w:tblBorders>
+        <w:top w:val="single" w:sz="4" w:space="0" w:color="auto"/>
+        <w:left w:val="single" w:sz="4" w:space="0" w:color="auto"/>
+        <w:bottom w:val="single" w:sz="4" w:space="0" w:color="auto"/>
+        <w:right w:val="single" w:sz="4" w:space="0" w:color="auto"/>
+        <w:insideH w:val="single" w:sz="4" w:space="0" w:color="auto"/>
+        <w:insideV w:val="single" w:sz="4" w:space="0" w:color="auto"/>
+      </w:tblBorders>
+    </w:tblPr>
+  </w:style>
 </w:styles>
 </file>
 
